--- a/КР_МальцеваАА_ПРО41_14032025.docx
+++ b/КР_МальцеваАА_ПРО41_14032025.docx
@@ -717,6 +717,7 @@
           <w:ilvl w:val="0"/>
           <w:numId w:val="0"/>
         </w:numPr>
+        <w:ind w:hanging="0" w:left="0"/>
         <w:jc w:val="center"/>
         <w:outlineLvl w:val="0"/>
         <w:rPr>
@@ -738,6 +739,7 @@
           <w:ilvl w:val="0"/>
           <w:numId w:val="0"/>
         </w:numPr>
+        <w:ind w:hanging="0" w:left="0"/>
         <w:jc w:val="center"/>
         <w:outlineLvl w:val="0"/>
         <w:rPr>
@@ -758,8 +760,8 @@
         <w:jc w:val="center"/>
         <w:rPr/>
       </w:pPr>
-      <w:bookmarkStart w:id="0" w:name="_Toc192767456"/>
-      <w:bookmarkStart w:id="1" w:name="_Toc192767315"/>
+      <w:bookmarkStart w:id="0" w:name="_Toc192767315"/>
+      <w:bookmarkStart w:id="1" w:name="_Toc192767456"/>
       <w:r>
         <w:rPr/>
         <w:t>ЗАДАНИЕ</w:t>
@@ -804,8 +806,8 @@
           <w:u w:val="single"/>
         </w:rPr>
       </w:pPr>
-      <w:bookmarkStart w:id="2" w:name="_Toc192767457"/>
-      <w:bookmarkStart w:id="3" w:name="_Toc192767316"/>
+      <w:bookmarkStart w:id="2" w:name="_Toc192767316"/>
+      <w:bookmarkStart w:id="3" w:name="_Toc192767457"/>
       <w:r>
         <w:rPr/>
         <w:t>Студента</w:t>
@@ -828,8 +830,8 @@
         <w:pStyle w:val="Normal"/>
         <w:rPr/>
       </w:pPr>
-      <w:bookmarkStart w:id="4" w:name="_Toc192767458"/>
-      <w:bookmarkStart w:id="5" w:name="_Toc192767317"/>
+      <w:bookmarkStart w:id="4" w:name="_Toc192767317"/>
+      <w:bookmarkStart w:id="5" w:name="_Toc192767458"/>
       <w:r>
         <w:rPr/>
         <w:t>4 курса, группы ИС(ПРО)-41</w:t>
@@ -1395,14 +1397,9 @@
             <w:pStyle w:val="TOC1"/>
             <w:tabs>
               <w:tab w:val="clear" w:pos="708"/>
-              <w:tab w:val="right" w:pos="9742" w:leader="dot"/>
+              <w:tab w:val="right" w:pos="9751" w:leader="dot"/>
             </w:tabs>
-            <w:rPr>
-              <w:rFonts w:ascii="Aptos" w:hAnsi="Aptos" w:eastAsia="" w:cs="" w:asciiTheme="minorHAnsi" w:cstheme="minorBidi" w:eastAsiaTheme="minorEastAsia" w:hAnsiTheme="minorHAnsi"/>
-              <w:sz w:val="22"/>
-              <w:szCs w:val="22"/>
-              <w:lang w:eastAsia="ru-RU"/>
-            </w:rPr>
+            <w:rPr/>
           </w:pPr>
           <w:r>
             <w:fldChar w:fldCharType="begin"/>
@@ -1411,8 +1408,6 @@
             <w:rPr>
               <w:webHidden/>
               <w:rStyle w:val="Style13"/>
-              <w:caps/>
-              <w:lang w:val="en-US"/>
             </w:rPr>
             <w:instrText xml:space="preserve"> TOC \z \o "1-9" \u \h</w:instrText>
           </w:r>
@@ -1420,59 +1415,18 @@
             <w:rPr>
               <w:webHidden/>
               <w:rStyle w:val="Style13"/>
-              <w:caps/>
-              <w:lang w:val="en-US"/>
             </w:rPr>
             <w:fldChar w:fldCharType="separate"/>
           </w:r>
-          <w:hyperlink w:anchor="_Toc224345871">
+          <w:hyperlink w:anchor="__RefHeading___Toc2093_3453308289">
             <w:r>
               <w:rPr>
                 <w:webHidden/>
                 <w:rStyle w:val="Style13"/>
-                <w:caps/>
-                <w:lang w:val="en-US"/>
-              </w:rPr>
-              <w:t xml:space="preserve">1 </w:t>
-            </w:r>
-            <w:r>
-              <w:rPr>
-                <w:rStyle w:val="Style13"/>
-                <w:caps/>
-              </w:rPr>
-              <w:t>Общая часть</w:t>
-            </w:r>
-            <w:r>
-              <w:rPr>
-                <w:webHidden/>
-              </w:rPr>
-              <w:fldChar w:fldCharType="begin"/>
-            </w:r>
-            <w:r>
-              <w:rPr>
-                <w:webHidden/>
-              </w:rPr>
-              <w:instrText xml:space="preserve">PAGEREF _Toc224345871 \h</w:instrText>
-            </w:r>
-            <w:r>
-              <w:rPr>
-                <w:webHidden/>
-              </w:rPr>
-              <w:fldChar w:fldCharType="separate"/>
-            </w:r>
-            <w:r>
-              <w:rPr>
-                <w:rStyle w:val="Style13"/>
-                <w:vanish w:val="false"/>
-              </w:rPr>
+              </w:rPr>
+              <w:t>1 Общая часть</w:t>
               <w:tab/>
               <w:t>7</w:t>
-            </w:r>
-            <w:r>
-              <w:rPr>
-                <w:webHidden/>
-              </w:rPr>
-              <w:fldChar w:fldCharType="end"/>
             </w:r>
           </w:hyperlink>
         </w:p>
@@ -1481,61 +1435,32 @@
             <w:pStyle w:val="TOC2"/>
             <w:tabs>
               <w:tab w:val="clear" w:pos="708"/>
-              <w:tab w:val="right" w:pos="9742" w:leader="dot"/>
+              <w:tab w:val="right" w:pos="9751" w:leader="dot"/>
             </w:tabs>
-            <w:rPr>
-              <w:rFonts w:ascii="Aptos" w:hAnsi="Aptos" w:eastAsia="" w:cs="" w:asciiTheme="minorHAnsi" w:cstheme="minorBidi" w:eastAsiaTheme="minorEastAsia" w:hAnsiTheme="minorHAnsi"/>
-              <w:sz w:val="22"/>
-              <w:szCs w:val="22"/>
-              <w:lang w:eastAsia="ru-RU"/>
-            </w:rPr>
+            <w:rPr/>
           </w:pPr>
-          <w:hyperlink w:anchor="_Toc224345872">
+          <w:hyperlink w:anchor="__RefHeading___Toc2095_3453308289">
             <w:r>
               <w:rPr>
                 <w:webHidden/>
                 <w:rStyle w:val="Style13"/>
-                <w:lang w:val="en-US"/>
+                <w:i w:val="false"/>
               </w:rPr>
               <w:t xml:space="preserve">1.1 </w:t>
             </w:r>
             <w:r>
               <w:rPr>
                 <w:rStyle w:val="Style13"/>
+                <w:i w:val="false"/>
               </w:rPr>
               <w:t>Описание проектируемой предметной области</w:t>
             </w:r>
             <w:r>
               <w:rPr>
-                <w:webHidden/>
-              </w:rPr>
-              <w:fldChar w:fldCharType="begin"/>
-            </w:r>
-            <w:r>
-              <w:rPr>
-                <w:webHidden/>
-              </w:rPr>
-              <w:instrText xml:space="preserve">PAGEREF _Toc224345872 \h</w:instrText>
-            </w:r>
-            <w:r>
-              <w:rPr>
-                <w:webHidden/>
-              </w:rPr>
-              <w:fldChar w:fldCharType="separate"/>
-            </w:r>
-            <w:r>
-              <w:rPr>
                 <w:rStyle w:val="Style13"/>
-                <w:vanish w:val="false"/>
               </w:rPr>
               <w:tab/>
               <w:t>7</w:t>
-            </w:r>
-            <w:r>
-              <w:rPr>
-                <w:webHidden/>
-              </w:rPr>
-              <w:fldChar w:fldCharType="end"/>
             </w:r>
           </w:hyperlink>
         </w:p>
@@ -1544,54 +1469,25 @@
             <w:pStyle w:val="TOC2"/>
             <w:tabs>
               <w:tab w:val="clear" w:pos="708"/>
-              <w:tab w:val="right" w:pos="9742" w:leader="dot"/>
+              <w:tab w:val="right" w:pos="9751" w:leader="dot"/>
             </w:tabs>
-            <w:rPr>
-              <w:rFonts w:ascii="Aptos" w:hAnsi="Aptos" w:eastAsia="" w:cs="" w:asciiTheme="minorHAnsi" w:cstheme="minorBidi" w:eastAsiaTheme="minorEastAsia" w:hAnsiTheme="minorHAnsi"/>
-              <w:sz w:val="22"/>
-              <w:szCs w:val="22"/>
-              <w:lang w:eastAsia="ru-RU"/>
-            </w:rPr>
+            <w:rPr/>
           </w:pPr>
-          <w:hyperlink w:anchor="_Toc224345873">
+          <w:hyperlink w:anchor="__RefHeading___Toc2097_3453308289">
             <w:r>
               <w:rPr>
                 <w:webHidden/>
                 <w:rStyle w:val="Style13"/>
+                <w:i w:val="false"/>
               </w:rPr>
               <w:t>1.2 Анализ существующих решений</w:t>
             </w:r>
             <w:r>
               <w:rPr>
-                <w:webHidden/>
-              </w:rPr>
-              <w:fldChar w:fldCharType="begin"/>
-            </w:r>
-            <w:r>
-              <w:rPr>
-                <w:webHidden/>
-              </w:rPr>
-              <w:instrText xml:space="preserve">PAGEREF _Toc224345873 \h</w:instrText>
-            </w:r>
-            <w:r>
-              <w:rPr>
-                <w:webHidden/>
-              </w:rPr>
-              <w:fldChar w:fldCharType="separate"/>
-            </w:r>
-            <w:r>
-              <w:rPr>
                 <w:rStyle w:val="Style13"/>
-                <w:vanish w:val="false"/>
               </w:rPr>
               <w:tab/>
               <w:t>8</w:t>
-            </w:r>
-            <w:r>
-              <w:rPr>
-                <w:webHidden/>
-              </w:rPr>
-              <w:fldChar w:fldCharType="end"/>
             </w:r>
           </w:hyperlink>
         </w:p>
@@ -1600,54 +1496,25 @@
             <w:pStyle w:val="TOC2"/>
             <w:tabs>
               <w:tab w:val="clear" w:pos="708"/>
-              <w:tab w:val="right" w:pos="9742" w:leader="dot"/>
+              <w:tab w:val="right" w:pos="9751" w:leader="dot"/>
             </w:tabs>
-            <w:rPr>
-              <w:rFonts w:ascii="Aptos" w:hAnsi="Aptos" w:eastAsia="" w:cs="" w:asciiTheme="minorHAnsi" w:cstheme="minorBidi" w:eastAsiaTheme="minorEastAsia" w:hAnsiTheme="minorHAnsi"/>
-              <w:sz w:val="22"/>
-              <w:szCs w:val="22"/>
-              <w:lang w:eastAsia="ru-RU"/>
-            </w:rPr>
+            <w:rPr/>
           </w:pPr>
-          <w:hyperlink w:anchor="_Toc224345874">
+          <w:hyperlink w:anchor="__RefHeading___Toc2099_3453308289">
             <w:r>
               <w:rPr>
                 <w:webHidden/>
                 <w:rStyle w:val="Style13"/>
+                <w:i w:val="false"/>
               </w:rPr>
               <w:t>2.1 Проектирование функциональной архитектуры программного средства</w:t>
             </w:r>
             <w:r>
               <w:rPr>
-                <w:webHidden/>
-              </w:rPr>
-              <w:fldChar w:fldCharType="begin"/>
-            </w:r>
-            <w:r>
-              <w:rPr>
-                <w:webHidden/>
-              </w:rPr>
-              <w:instrText xml:space="preserve">PAGEREF _Toc224345874 \h</w:instrText>
-            </w:r>
-            <w:r>
-              <w:rPr>
-                <w:webHidden/>
-              </w:rPr>
-              <w:fldChar w:fldCharType="separate"/>
-            </w:r>
-            <w:r>
-              <w:rPr>
                 <w:rStyle w:val="Style13"/>
-                <w:vanish w:val="false"/>
               </w:rPr>
               <w:tab/>
               <w:t>13</w:t>
-            </w:r>
-            <w:r>
-              <w:rPr>
-                <w:webHidden/>
-              </w:rPr>
-              <w:fldChar w:fldCharType="end"/>
             </w:r>
           </w:hyperlink>
         </w:p>
@@ -1656,54 +1523,25 @@
             <w:pStyle w:val="TOC2"/>
             <w:tabs>
               <w:tab w:val="clear" w:pos="708"/>
-              <w:tab w:val="right" w:pos="9742" w:leader="dot"/>
+              <w:tab w:val="right" w:pos="9751" w:leader="dot"/>
             </w:tabs>
-            <w:rPr>
-              <w:rFonts w:ascii="Aptos" w:hAnsi="Aptos" w:eastAsia="" w:cs="" w:asciiTheme="minorHAnsi" w:cstheme="minorBidi" w:eastAsiaTheme="minorEastAsia" w:hAnsiTheme="minorHAnsi"/>
-              <w:sz w:val="22"/>
-              <w:szCs w:val="22"/>
-              <w:lang w:eastAsia="ru-RU"/>
-            </w:rPr>
+            <w:rPr/>
           </w:pPr>
-          <w:hyperlink w:anchor="_Toc224345875">
+          <w:hyperlink w:anchor="__RefHeading___Toc2101_3453308289">
             <w:r>
               <w:rPr>
                 <w:webHidden/>
                 <w:rStyle w:val="Style13"/>
+                <w:i w:val="false"/>
               </w:rPr>
               <w:t>2.2 Проектирование структуры базы данных</w:t>
             </w:r>
             <w:r>
               <w:rPr>
-                <w:webHidden/>
-              </w:rPr>
-              <w:fldChar w:fldCharType="begin"/>
-            </w:r>
-            <w:r>
-              <w:rPr>
-                <w:webHidden/>
-              </w:rPr>
-              <w:instrText xml:space="preserve">PAGEREF _Toc224345875 \h</w:instrText>
-            </w:r>
-            <w:r>
-              <w:rPr>
-                <w:webHidden/>
-              </w:rPr>
-              <w:fldChar w:fldCharType="separate"/>
-            </w:r>
-            <w:r>
-              <w:rPr>
                 <w:rStyle w:val="Style13"/>
-                <w:vanish w:val="false"/>
               </w:rPr>
               <w:tab/>
               <w:t>20</w:t>
-            </w:r>
-            <w:r>
-              <w:rPr>
-                <w:webHidden/>
-              </w:rPr>
-              <w:fldChar w:fldCharType="end"/>
             </w:r>
           </w:hyperlink>
         </w:p>
@@ -1712,54 +1550,25 @@
             <w:pStyle w:val="TOC2"/>
             <w:tabs>
               <w:tab w:val="clear" w:pos="708"/>
-              <w:tab w:val="right" w:pos="9742" w:leader="dot"/>
+              <w:tab w:val="right" w:pos="9751" w:leader="dot"/>
             </w:tabs>
-            <w:rPr>
-              <w:rFonts w:ascii="Aptos" w:hAnsi="Aptos" w:eastAsia="" w:cs="" w:asciiTheme="minorHAnsi" w:cstheme="minorBidi" w:eastAsiaTheme="minorEastAsia" w:hAnsiTheme="minorHAnsi"/>
-              <w:sz w:val="22"/>
-              <w:szCs w:val="22"/>
-              <w:lang w:eastAsia="ru-RU"/>
-            </w:rPr>
+            <w:rPr/>
           </w:pPr>
-          <w:hyperlink w:anchor="_Toc224345876">
+          <w:hyperlink w:anchor="__RefHeading___Toc2103_3453308289">
             <w:r>
               <w:rPr>
                 <w:webHidden/>
                 <w:rStyle w:val="Style13"/>
+                <w:i w:val="false"/>
               </w:rPr>
               <w:t>2.3 Формирование спецификации требований программного средства</w:t>
             </w:r>
             <w:r>
               <w:rPr>
-                <w:webHidden/>
-              </w:rPr>
-              <w:fldChar w:fldCharType="begin"/>
-            </w:r>
-            <w:r>
-              <w:rPr>
-                <w:webHidden/>
-              </w:rPr>
-              <w:instrText xml:space="preserve">PAGEREF _Toc224345876 \h</w:instrText>
-            </w:r>
-            <w:r>
-              <w:rPr>
-                <w:webHidden/>
-              </w:rPr>
-              <w:fldChar w:fldCharType="separate"/>
-            </w:r>
-            <w:r>
-              <w:rPr>
                 <w:rStyle w:val="Style13"/>
-                <w:vanish w:val="false"/>
               </w:rPr>
               <w:tab/>
               <w:t>21</w:t>
-            </w:r>
-            <w:r>
-              <w:rPr>
-                <w:webHidden/>
-              </w:rPr>
-              <w:fldChar w:fldCharType="end"/>
             </w:r>
           </w:hyperlink>
         </w:p>
@@ -1768,55 +1577,19 @@
             <w:pStyle w:val="TOC1"/>
             <w:tabs>
               <w:tab w:val="clear" w:pos="708"/>
-              <w:tab w:val="right" w:pos="9742" w:leader="dot"/>
+              <w:tab w:val="right" w:pos="9751" w:leader="dot"/>
             </w:tabs>
-            <w:rPr>
-              <w:rFonts w:ascii="Aptos" w:hAnsi="Aptos" w:eastAsia="" w:cs="" w:asciiTheme="minorHAnsi" w:cstheme="minorBidi" w:eastAsiaTheme="minorEastAsia" w:hAnsiTheme="minorHAnsi"/>
-              <w:sz w:val="22"/>
-              <w:szCs w:val="22"/>
-              <w:lang w:eastAsia="ru-RU"/>
-            </w:rPr>
+            <w:rPr/>
           </w:pPr>
-          <w:hyperlink w:anchor="_Toc224345877">
+          <w:hyperlink w:anchor="__RefHeading___Toc2105_3453308289">
             <w:r>
               <w:rPr>
                 <w:webHidden/>
                 <w:rStyle w:val="Style13"/>
-                <w:caps/>
               </w:rPr>
               <w:t>3 Разработка программного модуля</w:t>
-            </w:r>
-            <w:r>
-              <w:rPr>
-                <w:webHidden/>
-              </w:rPr>
-              <w:fldChar w:fldCharType="begin"/>
-            </w:r>
-            <w:r>
-              <w:rPr>
-                <w:webHidden/>
-              </w:rPr>
-              <w:instrText xml:space="preserve">PAGEREF _Toc224345877 \h</w:instrText>
-            </w:r>
-            <w:r>
-              <w:rPr>
-                <w:webHidden/>
-              </w:rPr>
-              <w:fldChar w:fldCharType="separate"/>
-            </w:r>
-            <w:r>
-              <w:rPr>
-                <w:rStyle w:val="Style13"/>
-                <w:vanish w:val="false"/>
-              </w:rPr>
               <w:tab/>
               <w:t>24</w:t>
-            </w:r>
-            <w:r>
-              <w:rPr>
-                <w:webHidden/>
-              </w:rPr>
-              <w:fldChar w:fldCharType="end"/>
             </w:r>
           </w:hyperlink>
         </w:p>
@@ -1825,54 +1598,25 @@
             <w:pStyle w:val="TOC2"/>
             <w:tabs>
               <w:tab w:val="clear" w:pos="708"/>
-              <w:tab w:val="right" w:pos="9742" w:leader="dot"/>
+              <w:tab w:val="right" w:pos="9751" w:leader="dot"/>
             </w:tabs>
-            <w:rPr>
-              <w:rFonts w:ascii="Aptos" w:hAnsi="Aptos" w:eastAsia="" w:cs="" w:asciiTheme="minorHAnsi" w:cstheme="minorBidi" w:eastAsiaTheme="minorEastAsia" w:hAnsiTheme="minorHAnsi"/>
-              <w:sz w:val="22"/>
-              <w:szCs w:val="22"/>
-              <w:lang w:eastAsia="ru-RU"/>
-            </w:rPr>
+            <w:rPr/>
           </w:pPr>
-          <w:hyperlink w:anchor="_Toc224345878">
+          <w:hyperlink w:anchor="__RefHeading___Toc2107_3453308289">
             <w:r>
               <w:rPr>
                 <w:webHidden/>
                 <w:rStyle w:val="Style13"/>
+                <w:i w:val="false"/>
               </w:rPr>
               <w:t>3.1 Разработка объектов базы данных в выбранной СУБД</w:t>
             </w:r>
             <w:r>
               <w:rPr>
-                <w:webHidden/>
-              </w:rPr>
-              <w:fldChar w:fldCharType="begin"/>
-            </w:r>
-            <w:r>
-              <w:rPr>
-                <w:webHidden/>
-              </w:rPr>
-              <w:instrText xml:space="preserve">PAGEREF _Toc224345878 \h</w:instrText>
-            </w:r>
-            <w:r>
-              <w:rPr>
-                <w:webHidden/>
-              </w:rPr>
-              <w:fldChar w:fldCharType="separate"/>
-            </w:r>
-            <w:r>
-              <w:rPr>
                 <w:rStyle w:val="Style13"/>
-                <w:vanish w:val="false"/>
               </w:rPr>
               <w:tab/>
               <w:t>24</w:t>
-            </w:r>
-            <w:r>
-              <w:rPr>
-                <w:webHidden/>
-              </w:rPr>
-              <w:fldChar w:fldCharType="end"/>
             </w:r>
           </w:hyperlink>
         </w:p>
@@ -1881,54 +1625,25 @@
             <w:pStyle w:val="TOC2"/>
             <w:tabs>
               <w:tab w:val="clear" w:pos="708"/>
-              <w:tab w:val="right" w:pos="9742" w:leader="dot"/>
+              <w:tab w:val="right" w:pos="9751" w:leader="dot"/>
             </w:tabs>
-            <w:rPr>
-              <w:rFonts w:ascii="Aptos" w:hAnsi="Aptos" w:eastAsia="" w:cs="" w:asciiTheme="minorHAnsi" w:cstheme="minorBidi" w:eastAsiaTheme="minorEastAsia" w:hAnsiTheme="minorHAnsi"/>
-              <w:sz w:val="22"/>
-              <w:szCs w:val="22"/>
-              <w:lang w:eastAsia="ru-RU"/>
-            </w:rPr>
+            <w:rPr/>
           </w:pPr>
-          <w:hyperlink w:anchor="_Toc224345879">
+          <w:hyperlink w:anchor="__RefHeading___Toc2109_3453308289">
             <w:r>
               <w:rPr>
                 <w:webHidden/>
                 <w:rStyle w:val="Style13"/>
+                <w:i w:val="false"/>
               </w:rPr>
               <w:t>3.2 Разработка функциональной архитектуры программного средства</w:t>
             </w:r>
             <w:r>
               <w:rPr>
-                <w:webHidden/>
-              </w:rPr>
-              <w:fldChar w:fldCharType="begin"/>
-            </w:r>
-            <w:r>
-              <w:rPr>
-                <w:webHidden/>
-              </w:rPr>
-              <w:instrText xml:space="preserve">PAGEREF _Toc224345879 \h</w:instrText>
-            </w:r>
-            <w:r>
-              <w:rPr>
-                <w:webHidden/>
-              </w:rPr>
-              <w:fldChar w:fldCharType="separate"/>
-            </w:r>
-            <w:r>
-              <w:rPr>
                 <w:rStyle w:val="Style13"/>
-                <w:vanish w:val="false"/>
               </w:rPr>
               <w:tab/>
               <w:t>24</w:t>
-            </w:r>
-            <w:r>
-              <w:rPr>
-                <w:webHidden/>
-              </w:rPr>
-              <w:fldChar w:fldCharType="end"/>
             </w:r>
           </w:hyperlink>
         </w:p>
@@ -1937,55 +1652,19 @@
             <w:pStyle w:val="TOC1"/>
             <w:tabs>
               <w:tab w:val="clear" w:pos="708"/>
-              <w:tab w:val="right" w:pos="9742" w:leader="dot"/>
+              <w:tab w:val="right" w:pos="9751" w:leader="dot"/>
             </w:tabs>
-            <w:rPr>
-              <w:rFonts w:ascii="Aptos" w:hAnsi="Aptos" w:eastAsia="" w:cs="" w:asciiTheme="minorHAnsi" w:cstheme="minorBidi" w:eastAsiaTheme="minorEastAsia" w:hAnsiTheme="minorHAnsi"/>
-              <w:sz w:val="22"/>
-              <w:szCs w:val="22"/>
-              <w:lang w:eastAsia="ru-RU"/>
-            </w:rPr>
+            <w:rPr/>
           </w:pPr>
-          <w:hyperlink w:anchor="_Toc224345880">
+          <w:hyperlink w:anchor="__RefHeading___Toc2111_3453308289">
             <w:r>
               <w:rPr>
                 <w:webHidden/>
                 <w:rStyle w:val="Style13"/>
-                <w:caps/>
               </w:rPr>
               <w:t>4 Тестирование программного модуля</w:t>
-            </w:r>
-            <w:r>
-              <w:rPr>
-                <w:webHidden/>
-              </w:rPr>
-              <w:fldChar w:fldCharType="begin"/>
-            </w:r>
-            <w:r>
-              <w:rPr>
-                <w:webHidden/>
-              </w:rPr>
-              <w:instrText xml:space="preserve">PAGEREF _Toc224345880 \h</w:instrText>
-            </w:r>
-            <w:r>
-              <w:rPr>
-                <w:webHidden/>
-              </w:rPr>
-              <w:fldChar w:fldCharType="separate"/>
-            </w:r>
-            <w:r>
-              <w:rPr>
-                <w:rStyle w:val="Style13"/>
-                <w:vanish w:val="false"/>
-              </w:rPr>
               <w:tab/>
               <w:t>25</w:t>
-            </w:r>
-            <w:r>
-              <w:rPr>
-                <w:webHidden/>
-              </w:rPr>
-              <w:fldChar w:fldCharType="end"/>
             </w:r>
           </w:hyperlink>
         </w:p>
@@ -1994,54 +1673,25 @@
             <w:pStyle w:val="TOC2"/>
             <w:tabs>
               <w:tab w:val="clear" w:pos="708"/>
-              <w:tab w:val="right" w:pos="9742" w:leader="dot"/>
+              <w:tab w:val="right" w:pos="9751" w:leader="dot"/>
             </w:tabs>
-            <w:rPr>
-              <w:rFonts w:ascii="Aptos" w:hAnsi="Aptos" w:eastAsia="" w:cs="" w:asciiTheme="minorHAnsi" w:cstheme="minorBidi" w:eastAsiaTheme="minorEastAsia" w:hAnsiTheme="minorHAnsi"/>
-              <w:sz w:val="22"/>
-              <w:szCs w:val="22"/>
-              <w:lang w:eastAsia="ru-RU"/>
-            </w:rPr>
+            <w:rPr/>
           </w:pPr>
-          <w:hyperlink w:anchor="_Toc224345881">
+          <w:hyperlink w:anchor="__RefHeading___Toc2113_3453308289">
             <w:r>
               <w:rPr>
                 <w:webHidden/>
                 <w:rStyle w:val="Style13"/>
+                <w:i w:val="false"/>
               </w:rPr>
               <w:t>4.1 Разработка тест-кейсов</w:t>
             </w:r>
             <w:r>
               <w:rPr>
-                <w:webHidden/>
-              </w:rPr>
-              <w:fldChar w:fldCharType="begin"/>
-            </w:r>
-            <w:r>
-              <w:rPr>
-                <w:webHidden/>
-              </w:rPr>
-              <w:instrText xml:space="preserve">PAGEREF _Toc224345881 \h</w:instrText>
-            </w:r>
-            <w:r>
-              <w:rPr>
-                <w:webHidden/>
-              </w:rPr>
-              <w:fldChar w:fldCharType="separate"/>
-            </w:r>
-            <w:r>
-              <w:rPr>
                 <w:rStyle w:val="Style13"/>
-                <w:vanish w:val="false"/>
               </w:rPr>
               <w:tab/>
               <w:t>25</w:t>
-            </w:r>
-            <w:r>
-              <w:rPr>
-                <w:webHidden/>
-              </w:rPr>
-              <w:fldChar w:fldCharType="end"/>
             </w:r>
           </w:hyperlink>
         </w:p>
@@ -2050,54 +1700,25 @@
             <w:pStyle w:val="TOC2"/>
             <w:tabs>
               <w:tab w:val="clear" w:pos="708"/>
-              <w:tab w:val="right" w:pos="9742" w:leader="dot"/>
+              <w:tab w:val="right" w:pos="9751" w:leader="dot"/>
             </w:tabs>
-            <w:rPr>
-              <w:rFonts w:ascii="Aptos" w:hAnsi="Aptos" w:eastAsia="" w:cs="" w:asciiTheme="minorHAnsi" w:cstheme="minorBidi" w:eastAsiaTheme="minorEastAsia" w:hAnsiTheme="minorHAnsi"/>
-              <w:sz w:val="22"/>
-              <w:szCs w:val="22"/>
-              <w:lang w:eastAsia="ru-RU"/>
-            </w:rPr>
+            <w:rPr/>
           </w:pPr>
-          <w:hyperlink w:anchor="_Toc224345882">
+          <w:hyperlink w:anchor="__RefHeading___Toc2115_3453308289">
             <w:r>
               <w:rPr>
                 <w:webHidden/>
                 <w:rStyle w:val="Style13"/>
+                <w:i w:val="false"/>
               </w:rPr>
               <w:t>4.2 Проведение модульного тестирования</w:t>
             </w:r>
             <w:r>
               <w:rPr>
-                <w:webHidden/>
-              </w:rPr>
-              <w:fldChar w:fldCharType="begin"/>
-            </w:r>
-            <w:r>
-              <w:rPr>
-                <w:webHidden/>
-              </w:rPr>
-              <w:instrText xml:space="preserve">PAGEREF _Toc224345882 \h</w:instrText>
-            </w:r>
-            <w:r>
-              <w:rPr>
-                <w:webHidden/>
-              </w:rPr>
-              <w:fldChar w:fldCharType="separate"/>
-            </w:r>
-            <w:r>
-              <w:rPr>
                 <w:rStyle w:val="Style13"/>
-                <w:vanish w:val="false"/>
               </w:rPr>
               <w:tab/>
               <w:t>25</w:t>
-            </w:r>
-            <w:r>
-              <w:rPr>
-                <w:webHidden/>
-              </w:rPr>
-              <w:fldChar w:fldCharType="end"/>
             </w:r>
           </w:hyperlink>
         </w:p>
@@ -2106,55 +1727,19 @@
             <w:pStyle w:val="TOC1"/>
             <w:tabs>
               <w:tab w:val="clear" w:pos="708"/>
-              <w:tab w:val="right" w:pos="9742" w:leader="dot"/>
+              <w:tab w:val="right" w:pos="9751" w:leader="dot"/>
             </w:tabs>
-            <w:rPr>
-              <w:rFonts w:ascii="Aptos" w:hAnsi="Aptos" w:eastAsia="" w:cs="" w:asciiTheme="minorHAnsi" w:cstheme="minorBidi" w:eastAsiaTheme="minorEastAsia" w:hAnsiTheme="minorHAnsi"/>
-              <w:sz w:val="22"/>
-              <w:szCs w:val="22"/>
-              <w:lang w:eastAsia="ru-RU"/>
-            </w:rPr>
+            <w:rPr/>
           </w:pPr>
-          <w:hyperlink w:anchor="_Toc224345883">
+          <w:hyperlink w:anchor="__RefHeading___Toc2117_3453308289">
             <w:r>
               <w:rPr>
                 <w:webHidden/>
                 <w:rStyle w:val="Style13"/>
-                <w:caps/>
               </w:rPr>
               <w:t>Заключение</w:t>
-            </w:r>
-            <w:r>
-              <w:rPr>
-                <w:webHidden/>
-              </w:rPr>
-              <w:fldChar w:fldCharType="begin"/>
-            </w:r>
-            <w:r>
-              <w:rPr>
-                <w:webHidden/>
-              </w:rPr>
-              <w:instrText xml:space="preserve">PAGEREF _Toc224345883 \h</w:instrText>
-            </w:r>
-            <w:r>
-              <w:rPr>
-                <w:webHidden/>
-              </w:rPr>
-              <w:fldChar w:fldCharType="separate"/>
-            </w:r>
-            <w:r>
-              <w:rPr>
-                <w:rStyle w:val="Style13"/>
-                <w:vanish w:val="false"/>
-              </w:rPr>
               <w:tab/>
               <w:t>26</w:t>
-            </w:r>
-            <w:r>
-              <w:rPr>
-                <w:webHidden/>
-              </w:rPr>
-              <w:fldChar w:fldCharType="end"/>
             </w:r>
           </w:hyperlink>
         </w:p>
@@ -2163,55 +1748,19 @@
             <w:pStyle w:val="TOC1"/>
             <w:tabs>
               <w:tab w:val="clear" w:pos="708"/>
-              <w:tab w:val="right" w:pos="9742" w:leader="dot"/>
+              <w:tab w:val="right" w:pos="9751" w:leader="dot"/>
             </w:tabs>
-            <w:rPr>
-              <w:rFonts w:ascii="Aptos" w:hAnsi="Aptos" w:eastAsia="" w:cs="" w:asciiTheme="minorHAnsi" w:cstheme="minorBidi" w:eastAsiaTheme="minorEastAsia" w:hAnsiTheme="minorHAnsi"/>
-              <w:sz w:val="22"/>
-              <w:szCs w:val="22"/>
-              <w:lang w:eastAsia="ru-RU"/>
-            </w:rPr>
+            <w:rPr/>
           </w:pPr>
-          <w:hyperlink w:anchor="_Toc224345884">
+          <w:hyperlink w:anchor="__RefHeading___Toc2119_3453308289">
             <w:r>
               <w:rPr>
                 <w:webHidden/>
                 <w:rStyle w:val="Style13"/>
-                <w:caps/>
               </w:rPr>
               <w:t>Список использованных источников</w:t>
-            </w:r>
-            <w:r>
-              <w:rPr>
-                <w:webHidden/>
-              </w:rPr>
-              <w:fldChar w:fldCharType="begin"/>
-            </w:r>
-            <w:r>
-              <w:rPr>
-                <w:webHidden/>
-              </w:rPr>
-              <w:instrText xml:space="preserve">PAGEREF _Toc224345884 \h</w:instrText>
-            </w:r>
-            <w:r>
-              <w:rPr>
-                <w:webHidden/>
-              </w:rPr>
-              <w:fldChar w:fldCharType="separate"/>
-            </w:r>
-            <w:r>
-              <w:rPr>
-                <w:rStyle w:val="Style13"/>
-                <w:vanish w:val="false"/>
-              </w:rPr>
               <w:tab/>
               <w:t>27</w:t>
-            </w:r>
-            <w:r>
-              <w:rPr>
-                <w:webHidden/>
-              </w:rPr>
-              <w:fldChar w:fldCharType="end"/>
             </w:r>
           </w:hyperlink>
         </w:p>
@@ -2220,55 +1769,19 @@
             <w:pStyle w:val="TOC1"/>
             <w:tabs>
               <w:tab w:val="clear" w:pos="708"/>
-              <w:tab w:val="right" w:pos="9742" w:leader="dot"/>
+              <w:tab w:val="right" w:pos="9751" w:leader="dot"/>
             </w:tabs>
-            <w:rPr>
-              <w:rFonts w:ascii="Aptos" w:hAnsi="Aptos" w:eastAsia="" w:cs="" w:asciiTheme="minorHAnsi" w:cstheme="minorBidi" w:eastAsiaTheme="minorEastAsia" w:hAnsiTheme="minorHAnsi"/>
-              <w:sz w:val="22"/>
-              <w:szCs w:val="22"/>
-              <w:lang w:eastAsia="ru-RU"/>
-            </w:rPr>
+            <w:rPr/>
           </w:pPr>
-          <w:hyperlink w:anchor="_Toc224345885">
+          <w:hyperlink w:anchor="__RefHeading___Toc2121_3453308289">
             <w:r>
               <w:rPr>
                 <w:webHidden/>
                 <w:rStyle w:val="Style13"/>
-                <w:caps/>
               </w:rPr>
               <w:t>Приложение А</w:t>
-            </w:r>
-            <w:r>
-              <w:rPr>
-                <w:webHidden/>
-              </w:rPr>
-              <w:fldChar w:fldCharType="begin"/>
-            </w:r>
-            <w:r>
-              <w:rPr>
-                <w:webHidden/>
-              </w:rPr>
-              <w:instrText xml:space="preserve">PAGEREF _Toc224345885 \h</w:instrText>
-            </w:r>
-            <w:r>
-              <w:rPr>
-                <w:webHidden/>
-              </w:rPr>
-              <w:fldChar w:fldCharType="separate"/>
-            </w:r>
-            <w:r>
-              <w:rPr>
-                <w:rStyle w:val="Style13"/>
-                <w:vanish w:val="false"/>
-              </w:rPr>
               <w:tab/>
               <w:t>28</w:t>
-            </w:r>
-            <w:r>
-              <w:rPr>
-                <w:webHidden/>
-              </w:rPr>
-              <w:fldChar w:fldCharType="end"/>
             </w:r>
           </w:hyperlink>
         </w:p>
@@ -2277,61 +1790,30 @@
             <w:pStyle w:val="TOC2"/>
             <w:tabs>
               <w:tab w:val="clear" w:pos="708"/>
-              <w:tab w:val="right" w:pos="9742" w:leader="dot"/>
+              <w:tab w:val="right" w:pos="9751" w:leader="dot"/>
             </w:tabs>
-            <w:rPr>
-              <w:rFonts w:ascii="Aptos" w:hAnsi="Aptos" w:eastAsia="" w:cs="" w:asciiTheme="minorHAnsi" w:cstheme="minorBidi" w:eastAsiaTheme="minorEastAsia" w:hAnsiTheme="minorHAnsi"/>
-              <w:sz w:val="22"/>
-              <w:szCs w:val="22"/>
-              <w:lang w:eastAsia="ru-RU"/>
-            </w:rPr>
+            <w:rPr/>
           </w:pPr>
-          <w:hyperlink w:anchor="_Toc224345886">
+          <w:hyperlink w:anchor="__RefHeading___Toc2123_3453308289">
             <w:r>
               <w:rPr>
                 <w:webHidden/>
                 <w:rStyle w:val="Style13"/>
-                <w:caps/>
+                <w:i w:val="false"/>
               </w:rPr>
               <w:t>Система контроля версий</w:t>
             </w:r>
             <w:r>
               <w:rPr>
-                <w:webHidden/>
-              </w:rPr>
-              <w:fldChar w:fldCharType="begin"/>
-            </w:r>
-            <w:r>
-              <w:rPr>
-                <w:webHidden/>
-              </w:rPr>
-              <w:instrText xml:space="preserve">PAGEREF _Toc224345886 \h</w:instrText>
-            </w:r>
-            <w:r>
-              <w:rPr>
-                <w:webHidden/>
-              </w:rPr>
-              <w:fldChar w:fldCharType="separate"/>
-            </w:r>
-            <w:r>
-              <w:rPr>
                 <w:rStyle w:val="Style13"/>
-                <w:vanish w:val="false"/>
               </w:rPr>
               <w:tab/>
               <w:t>28</w:t>
-            </w:r>
-            <w:r>
-              <w:rPr>
-                <w:webHidden/>
-              </w:rPr>
-              <w:fldChar w:fldCharType="end"/>
             </w:r>
           </w:hyperlink>
           <w:r>
             <w:rPr>
               <w:rStyle w:val="Style13"/>
-              <w:vanish w:val="false"/>
             </w:rPr>
             <w:fldChar w:fldCharType="end"/>
           </w:r>
@@ -2361,6 +1843,7 @@
           <w:tab w:val="clear" w:pos="708"/>
           <w:tab w:val="right" w:pos="9742" w:leader="dot"/>
         </w:tabs>
+        <w:spacing w:before="0" w:after="0"/>
         <w:jc w:val="center"/>
         <w:rPr>
           <w:b/>
@@ -3089,11 +2572,13 @@
           <w:sz w:val="28"/>
         </w:rPr>
       </w:pPr>
-      <w:bookmarkStart w:id="14" w:name="_Toc224345871"/>
-      <w:bookmarkStart w:id="15" w:name="_Toc1587151272"/>
-      <w:bookmarkStart w:id="16" w:name="_Toc192767496"/>
-      <w:bookmarkStart w:id="17" w:name="_Toc192767460"/>
-      <w:bookmarkStart w:id="18" w:name="_Toc192767327"/>
+      <w:bookmarkStart w:id="14" w:name="__RefHeading___Toc2093_3453308289"/>
+      <w:bookmarkStart w:id="15" w:name="_Toc192767327"/>
+      <w:bookmarkStart w:id="16" w:name="_Toc192767460"/>
+      <w:bookmarkStart w:id="17" w:name="_Toc192767496"/>
+      <w:bookmarkStart w:id="18" w:name="_Toc1587151272"/>
+      <w:bookmarkStart w:id="19" w:name="_Toc224345871"/>
+      <w:bookmarkEnd w:id="14"/>
       <w:r>
         <w:rPr>
           <w:caps/>
@@ -3109,11 +2594,11 @@
         </w:rPr>
         <w:t>Общая часть</w:t>
       </w:r>
-      <w:bookmarkEnd w:id="14"/>
       <w:bookmarkEnd w:id="15"/>
       <w:bookmarkEnd w:id="16"/>
       <w:bookmarkEnd w:id="17"/>
       <w:bookmarkEnd w:id="18"/>
+      <w:bookmarkEnd w:id="19"/>
     </w:p>
     <w:p>
       <w:pPr>
@@ -3130,11 +2615,13 @@
           <w:i w:val="false"/>
         </w:rPr>
       </w:pPr>
-      <w:bookmarkStart w:id="19" w:name="_Toc224345872"/>
-      <w:bookmarkStart w:id="20" w:name="_Toc821780914"/>
-      <w:bookmarkStart w:id="21" w:name="_Toc192767497"/>
+      <w:bookmarkStart w:id="20" w:name="__RefHeading___Toc2095_3453308289"/>
+      <w:bookmarkStart w:id="21" w:name="_Toc192767328"/>
       <w:bookmarkStart w:id="22" w:name="_Toc192767461"/>
-      <w:bookmarkStart w:id="23" w:name="_Toc192767328"/>
+      <w:bookmarkStart w:id="23" w:name="_Toc192767497"/>
+      <w:bookmarkStart w:id="24" w:name="_Toc821780914"/>
+      <w:bookmarkStart w:id="25" w:name="_Toc224345872"/>
+      <w:bookmarkEnd w:id="20"/>
       <w:r>
         <w:rPr>
           <w:rFonts w:cs="Times New Roman" w:ascii="Times New Roman" w:hAnsi="Times New Roman"/>
@@ -3150,11 +2637,11 @@
         </w:rPr>
         <w:t>Описание проектируемой предметной области</w:t>
       </w:r>
-      <w:bookmarkEnd w:id="19"/>
-      <w:bookmarkEnd w:id="20"/>
       <w:bookmarkEnd w:id="21"/>
       <w:bookmarkEnd w:id="22"/>
       <w:bookmarkEnd w:id="23"/>
+      <w:bookmarkEnd w:id="24"/>
+      <w:bookmarkEnd w:id="25"/>
     </w:p>
     <w:p>
       <w:pPr>
@@ -3503,8 +2990,8 @@
       </w:tblPr>
       <w:tblGrid>
         <w:gridCol w:w="1984"/>
-        <w:gridCol w:w="1416"/>
-        <w:gridCol w:w="6350"/>
+        <w:gridCol w:w="1415"/>
+        <w:gridCol w:w="6351"/>
       </w:tblGrid>
       <w:tr>
         <w:trPr>
@@ -3545,7 +3032,7 @@
         </w:tc>
         <w:tc>
           <w:tcPr>
-            <w:tcW w:w="1416" w:type="dxa"/>
+            <w:tcW w:w="1415" w:type="dxa"/>
             <w:tcBorders/>
           </w:tcPr>
           <w:p>
@@ -3578,7 +3065,7 @@
         </w:tc>
         <w:tc>
           <w:tcPr>
-            <w:tcW w:w="6350" w:type="dxa"/>
+            <w:tcW w:w="6351" w:type="dxa"/>
             <w:tcBorders/>
           </w:tcPr>
           <w:p>
@@ -3645,7 +3132,7 @@
         </w:tc>
         <w:tc>
           <w:tcPr>
-            <w:tcW w:w="1416" w:type="dxa"/>
+            <w:tcW w:w="1415" w:type="dxa"/>
             <w:tcBorders/>
           </w:tcPr>
           <w:p>
@@ -3674,7 +3161,7 @@
         </w:tc>
         <w:tc>
           <w:tcPr>
-            <w:tcW w:w="6350" w:type="dxa"/>
+            <w:tcW w:w="6351" w:type="dxa"/>
             <w:tcBorders/>
           </w:tcPr>
           <w:p>
@@ -3699,8 +3186,8 @@
               </w:rPr>
               <w:t>Подача заяв</w:t>
             </w:r>
-            <w:bookmarkStart w:id="24" w:name="_GoBack"/>
-            <w:bookmarkEnd w:id="24"/>
+            <w:bookmarkStart w:id="26" w:name="_GoBack"/>
+            <w:bookmarkEnd w:id="26"/>
             <w:r>
               <w:rPr>
                 <w:rFonts w:eastAsia="Times New Roman" w:cs="Times New Roman"/>
@@ -3749,7 +3236,7 @@
         </w:tc>
         <w:tc>
           <w:tcPr>
-            <w:tcW w:w="1416" w:type="dxa"/>
+            <w:tcW w:w="1415" w:type="dxa"/>
             <w:tcBorders/>
           </w:tcPr>
           <w:p>
@@ -3778,7 +3265,7 @@
         </w:tc>
         <w:tc>
           <w:tcPr>
-            <w:tcW w:w="6350" w:type="dxa"/>
+            <w:tcW w:w="6351" w:type="dxa"/>
             <w:tcBorders/>
           </w:tcPr>
           <w:p>
@@ -3841,7 +3328,7 @@
         </w:tc>
         <w:tc>
           <w:tcPr>
-            <w:tcW w:w="1416" w:type="dxa"/>
+            <w:tcW w:w="1415" w:type="dxa"/>
             <w:tcBorders/>
           </w:tcPr>
           <w:p>
@@ -3870,7 +3357,7 @@
         </w:tc>
         <w:tc>
           <w:tcPr>
-            <w:tcW w:w="6350" w:type="dxa"/>
+            <w:tcW w:w="6351" w:type="dxa"/>
             <w:tcBorders/>
           </w:tcPr>
           <w:p>
@@ -3933,7 +3420,7 @@
         </w:tc>
         <w:tc>
           <w:tcPr>
-            <w:tcW w:w="1416" w:type="dxa"/>
+            <w:tcW w:w="1415" w:type="dxa"/>
             <w:tcBorders/>
           </w:tcPr>
           <w:p>
@@ -3962,7 +3449,7 @@
         </w:tc>
         <w:tc>
           <w:tcPr>
-            <w:tcW w:w="6350" w:type="dxa"/>
+            <w:tcW w:w="6351" w:type="dxa"/>
             <w:tcBorders/>
           </w:tcPr>
           <w:p>
@@ -4016,8 +3503,10 @@
           <w:i w:val="false"/>
         </w:rPr>
       </w:pPr>
-      <w:bookmarkStart w:id="25" w:name="_Toc224345873"/>
-      <w:bookmarkStart w:id="26" w:name="_Toc309693084"/>
+      <w:bookmarkStart w:id="27" w:name="__RefHeading___Toc2097_3453308289"/>
+      <w:bookmarkStart w:id="28" w:name="_Toc309693084"/>
+      <w:bookmarkStart w:id="29" w:name="_Toc224345873"/>
+      <w:bookmarkEnd w:id="27"/>
       <w:r>
         <w:rPr>
           <w:rFonts w:cs="Times New Roman" w:ascii="Times New Roman" w:hAnsi="Times New Roman"/>
@@ -4025,9 +3514,9 @@
         </w:rPr>
         <w:t xml:space="preserve">1.2 </w:t>
       </w:r>
-      <w:bookmarkStart w:id="27" w:name="_Toc192767498"/>
-      <w:bookmarkStart w:id="28" w:name="_Toc192767462"/>
-      <w:bookmarkStart w:id="29" w:name="_Toc192767329"/>
+      <w:bookmarkStart w:id="30" w:name="_Toc192767329"/>
+      <w:bookmarkStart w:id="31" w:name="_Toc192767462"/>
+      <w:bookmarkStart w:id="32" w:name="_Toc192767498"/>
       <w:r>
         <w:rPr>
           <w:rFonts w:cs="Times New Roman" w:ascii="Times New Roman" w:hAnsi="Times New Roman"/>
@@ -4035,11 +3524,11 @@
         </w:rPr>
         <w:t>Анализ существующих решений</w:t>
       </w:r>
-      <w:bookmarkEnd w:id="25"/>
-      <w:bookmarkEnd w:id="26"/>
-      <w:bookmarkEnd w:id="27"/>
       <w:bookmarkEnd w:id="28"/>
       <w:bookmarkEnd w:id="29"/>
+      <w:bookmarkEnd w:id="30"/>
+      <w:bookmarkEnd w:id="31"/>
+      <w:bookmarkEnd w:id="32"/>
     </w:p>
     <w:p>
       <w:pPr>
@@ -5472,9 +4961,9 @@
           <w:bCs/>
         </w:rPr>
       </w:pPr>
-      <w:bookmarkStart w:id="30" w:name="_Toc192767499"/>
-      <w:bookmarkStart w:id="31" w:name="_Toc192767463"/>
-      <w:bookmarkStart w:id="32" w:name="_Toc192767330"/>
+      <w:bookmarkStart w:id="33" w:name="_Toc192767330"/>
+      <w:bookmarkStart w:id="34" w:name="_Toc192767463"/>
+      <w:bookmarkStart w:id="35" w:name="_Toc192767499"/>
       <w:r>
         <w:rPr>
           <w:b/>
@@ -5485,9 +4974,9 @@
         </w:rPr>
         <w:t>2 Анализ и проектирование</w:t>
       </w:r>
-      <w:bookmarkEnd w:id="30"/>
-      <w:bookmarkEnd w:id="31"/>
-      <w:bookmarkEnd w:id="32"/>
+      <w:bookmarkEnd w:id="33"/>
+      <w:bookmarkEnd w:id="34"/>
+      <w:bookmarkEnd w:id="35"/>
     </w:p>
     <w:p>
       <w:pPr>
@@ -5504,8 +4993,10 @@
           <w:i w:val="false"/>
         </w:rPr>
       </w:pPr>
-      <w:bookmarkStart w:id="33" w:name="_Toc224345874"/>
-      <w:bookmarkStart w:id="34" w:name="_Toc556783649"/>
+      <w:bookmarkStart w:id="36" w:name="__RefHeading___Toc2099_3453308289"/>
+      <w:bookmarkStart w:id="37" w:name="_Toc556783649"/>
+      <w:bookmarkStart w:id="38" w:name="_Toc224345874"/>
+      <w:bookmarkEnd w:id="36"/>
       <w:r>
         <w:rPr>
           <w:rFonts w:cs="Times New Roman" w:ascii="Times New Roman" w:hAnsi="Times New Roman"/>
@@ -5513,9 +5004,9 @@
         </w:rPr>
         <w:t xml:space="preserve">2.1 </w:t>
       </w:r>
-      <w:bookmarkStart w:id="35" w:name="_Toc192767331"/>
-      <w:bookmarkStart w:id="36" w:name="_Toc192767500"/>
-      <w:bookmarkStart w:id="37" w:name="_Toc192767464"/>
+      <w:bookmarkStart w:id="39" w:name="_Toc192767464"/>
+      <w:bookmarkStart w:id="40" w:name="_Toc192767500"/>
+      <w:bookmarkStart w:id="41" w:name="_Toc192767331"/>
       <w:r>
         <w:rPr>
           <w:rFonts w:cs="Times New Roman" w:ascii="Times New Roman" w:hAnsi="Times New Roman"/>
@@ -5523,11 +5014,11 @@
         </w:rPr>
         <w:t>Проектирование функциональной архитектуры программного средства</w:t>
       </w:r>
-      <w:bookmarkEnd w:id="33"/>
-      <w:bookmarkEnd w:id="34"/>
-      <w:bookmarkEnd w:id="35"/>
-      <w:bookmarkEnd w:id="36"/>
       <w:bookmarkEnd w:id="37"/>
+      <w:bookmarkEnd w:id="38"/>
+      <w:bookmarkEnd w:id="39"/>
+      <w:bookmarkEnd w:id="40"/>
+      <w:bookmarkEnd w:id="41"/>
     </w:p>
     <w:p>
       <w:pPr>
@@ -5913,15 +5404,15 @@
         <w:tblLook w:val="04a0" w:noHBand="0" w:noVBand="1" w:firstColumn="1" w:lastRow="0" w:lastColumn="0" w:firstRow="1"/>
       </w:tblPr>
       <w:tblGrid>
-        <w:gridCol w:w="2517"/>
+        <w:gridCol w:w="2516"/>
         <w:gridCol w:w="5670"/>
-        <w:gridCol w:w="1781"/>
+        <w:gridCol w:w="1782"/>
       </w:tblGrid>
       <w:tr>
         <w:trPr/>
         <w:tc>
           <w:tcPr>
-            <w:tcW w:w="2517" w:type="dxa"/>
+            <w:tcW w:w="2516" w:type="dxa"/>
             <w:tcBorders/>
           </w:tcPr>
           <w:p>
@@ -5983,7 +5474,7 @@
         </w:tc>
         <w:tc>
           <w:tcPr>
-            <w:tcW w:w="1781" w:type="dxa"/>
+            <w:tcW w:w="1782" w:type="dxa"/>
             <w:tcBorders/>
           </w:tcPr>
           <w:p>
@@ -6017,7 +5508,7 @@
         <w:trPr/>
         <w:tc>
           <w:tcPr>
-            <w:tcW w:w="2517" w:type="dxa"/>
+            <w:tcW w:w="2516" w:type="dxa"/>
             <w:tcBorders/>
           </w:tcPr>
           <w:p>
@@ -6075,7 +5566,7 @@
         </w:tc>
         <w:tc>
           <w:tcPr>
-            <w:tcW w:w="1781" w:type="dxa"/>
+            <w:tcW w:w="1782" w:type="dxa"/>
             <w:tcBorders/>
           </w:tcPr>
           <w:p>
@@ -6107,7 +5598,7 @@
         <w:trPr/>
         <w:tc>
           <w:tcPr>
-            <w:tcW w:w="2517" w:type="dxa"/>
+            <w:tcW w:w="2516" w:type="dxa"/>
             <w:tcBorders/>
           </w:tcPr>
           <w:p>
@@ -6206,7 +5697,7 @@
         </w:tc>
         <w:tc>
           <w:tcPr>
-            <w:tcW w:w="1781" w:type="dxa"/>
+            <w:tcW w:w="1782" w:type="dxa"/>
             <w:tcBorders/>
           </w:tcPr>
           <w:p>
@@ -6238,7 +5729,7 @@
         <w:trPr/>
         <w:tc>
           <w:tcPr>
-            <w:tcW w:w="2517" w:type="dxa"/>
+            <w:tcW w:w="2516" w:type="dxa"/>
             <w:tcBorders/>
           </w:tcPr>
           <w:p>
@@ -6296,7 +5787,7 @@
         </w:tc>
         <w:tc>
           <w:tcPr>
-            <w:tcW w:w="1781" w:type="dxa"/>
+            <w:tcW w:w="1782" w:type="dxa"/>
             <w:tcBorders/>
           </w:tcPr>
           <w:p>
@@ -6660,7 +6151,7 @@
       <w:tblPr>
         <w:tblW w:w="10020" w:type="dxa"/>
         <w:jc w:val="left"/>
-        <w:tblInd w:w="-78" w:type="dxa"/>
+        <w:tblInd w:w="-79" w:type="dxa"/>
         <w:tblLayout w:type="fixed"/>
         <w:tblCellMar>
           <w:top w:w="0" w:type="dxa"/>
@@ -6671,14 +6162,14 @@
         <w:tblLook w:val="0000" w:noHBand="0" w:noVBand="0" w:firstColumn="0" w:lastRow="0" w:lastColumn="0" w:firstRow="0"/>
       </w:tblPr>
       <w:tblGrid>
-        <w:gridCol w:w="2924"/>
-        <w:gridCol w:w="7095"/>
+        <w:gridCol w:w="2923"/>
+        <w:gridCol w:w="7096"/>
       </w:tblGrid>
       <w:tr>
         <w:trPr/>
         <w:tc>
           <w:tcPr>
-            <w:tcW w:w="2924" w:type="dxa"/>
+            <w:tcW w:w="2923" w:type="dxa"/>
             <w:tcBorders>
               <w:top w:val="single" w:sz="6" w:space="0" w:color="000000"/>
               <w:left w:val="single" w:sz="6" w:space="0" w:color="000000"/>
@@ -6712,7 +6203,7 @@
         </w:tc>
         <w:tc>
           <w:tcPr>
-            <w:tcW w:w="7095" w:type="dxa"/>
+            <w:tcW w:w="7096" w:type="dxa"/>
             <w:tcBorders>
               <w:top w:val="single" w:sz="6" w:space="0" w:color="000000"/>
               <w:left w:val="single" w:sz="6" w:space="0" w:color="000000"/>
@@ -6749,7 +6240,7 @@
         <w:trPr/>
         <w:tc>
           <w:tcPr>
-            <w:tcW w:w="2924" w:type="dxa"/>
+            <w:tcW w:w="2923" w:type="dxa"/>
             <w:tcBorders>
               <w:top w:val="single" w:sz="6" w:space="0" w:color="000000"/>
               <w:left w:val="single" w:sz="6" w:space="0" w:color="000000"/>
@@ -6780,7 +6271,7 @@
         </w:tc>
         <w:tc>
           <w:tcPr>
-            <w:tcW w:w="7095" w:type="dxa"/>
+            <w:tcW w:w="7096" w:type="dxa"/>
             <w:tcBorders>
               <w:top w:val="single" w:sz="6" w:space="0" w:color="000000"/>
               <w:left w:val="single" w:sz="6" w:space="0" w:color="000000"/>
@@ -6814,7 +6305,7 @@
         <w:trPr/>
         <w:tc>
           <w:tcPr>
-            <w:tcW w:w="2924" w:type="dxa"/>
+            <w:tcW w:w="2923" w:type="dxa"/>
             <w:tcBorders>
               <w:top w:val="single" w:sz="6" w:space="0" w:color="000000"/>
               <w:left w:val="single" w:sz="6" w:space="0" w:color="000000"/>
@@ -6845,7 +6336,7 @@
         </w:tc>
         <w:tc>
           <w:tcPr>
-            <w:tcW w:w="7095" w:type="dxa"/>
+            <w:tcW w:w="7096" w:type="dxa"/>
             <w:tcBorders>
               <w:top w:val="single" w:sz="6" w:space="0" w:color="000000"/>
               <w:left w:val="single" w:sz="6" w:space="0" w:color="000000"/>
@@ -6879,7 +6370,7 @@
         <w:trPr/>
         <w:tc>
           <w:tcPr>
-            <w:tcW w:w="2924" w:type="dxa"/>
+            <w:tcW w:w="2923" w:type="dxa"/>
             <w:tcBorders>
               <w:top w:val="single" w:sz="6" w:space="0" w:color="000000"/>
               <w:left w:val="single" w:sz="6" w:space="0" w:color="000000"/>
@@ -6910,7 +6401,7 @@
         </w:tc>
         <w:tc>
           <w:tcPr>
-            <w:tcW w:w="7095" w:type="dxa"/>
+            <w:tcW w:w="7096" w:type="dxa"/>
             <w:tcBorders>
               <w:top w:val="single" w:sz="6" w:space="0" w:color="000000"/>
               <w:left w:val="single" w:sz="6" w:space="0" w:color="000000"/>
@@ -6944,7 +6435,7 @@
         <w:trPr/>
         <w:tc>
           <w:tcPr>
-            <w:tcW w:w="2924" w:type="dxa"/>
+            <w:tcW w:w="2923" w:type="dxa"/>
             <w:tcBorders>
               <w:top w:val="single" w:sz="6" w:space="0" w:color="000000"/>
               <w:left w:val="single" w:sz="6" w:space="0" w:color="000000"/>
@@ -6975,7 +6466,7 @@
         </w:tc>
         <w:tc>
           <w:tcPr>
-            <w:tcW w:w="7095" w:type="dxa"/>
+            <w:tcW w:w="7096" w:type="dxa"/>
             <w:tcBorders>
               <w:top w:val="single" w:sz="6" w:space="0" w:color="000000"/>
               <w:left w:val="single" w:sz="6" w:space="0" w:color="000000"/>
@@ -7009,7 +6500,7 @@
         <w:trPr/>
         <w:tc>
           <w:tcPr>
-            <w:tcW w:w="2924" w:type="dxa"/>
+            <w:tcW w:w="2923" w:type="dxa"/>
             <w:tcBorders>
               <w:top w:val="single" w:sz="6" w:space="0" w:color="000000"/>
               <w:left w:val="single" w:sz="6" w:space="0" w:color="000000"/>
@@ -7040,7 +6531,7 @@
         </w:tc>
         <w:tc>
           <w:tcPr>
-            <w:tcW w:w="7095" w:type="dxa"/>
+            <w:tcW w:w="7096" w:type="dxa"/>
             <w:tcBorders>
               <w:top w:val="single" w:sz="6" w:space="0" w:color="000000"/>
               <w:left w:val="single" w:sz="6" w:space="0" w:color="000000"/>
@@ -7074,7 +6565,7 @@
         <w:trPr/>
         <w:tc>
           <w:tcPr>
-            <w:tcW w:w="2924" w:type="dxa"/>
+            <w:tcW w:w="2923" w:type="dxa"/>
             <w:tcBorders>
               <w:top w:val="single" w:sz="6" w:space="0" w:color="000000"/>
               <w:left w:val="single" w:sz="6" w:space="0" w:color="000000"/>
@@ -7105,7 +6596,7 @@
         </w:tc>
         <w:tc>
           <w:tcPr>
-            <w:tcW w:w="7095" w:type="dxa"/>
+            <w:tcW w:w="7096" w:type="dxa"/>
             <w:tcBorders>
               <w:top w:val="single" w:sz="6" w:space="0" w:color="000000"/>
               <w:left w:val="single" w:sz="6" w:space="0" w:color="000000"/>
@@ -7139,7 +6630,7 @@
         <w:trPr/>
         <w:tc>
           <w:tcPr>
-            <w:tcW w:w="2924" w:type="dxa"/>
+            <w:tcW w:w="2923" w:type="dxa"/>
             <w:tcBorders>
               <w:top w:val="single" w:sz="6" w:space="0" w:color="000000"/>
               <w:left w:val="single" w:sz="6" w:space="0" w:color="000000"/>
@@ -7170,7 +6661,7 @@
         </w:tc>
         <w:tc>
           <w:tcPr>
-            <w:tcW w:w="7095" w:type="dxa"/>
+            <w:tcW w:w="7096" w:type="dxa"/>
             <w:tcBorders>
               <w:top w:val="single" w:sz="6" w:space="0" w:color="000000"/>
               <w:left w:val="single" w:sz="6" w:space="0" w:color="000000"/>
@@ -7204,7 +6695,7 @@
         <w:trPr/>
         <w:tc>
           <w:tcPr>
-            <w:tcW w:w="2924" w:type="dxa"/>
+            <w:tcW w:w="2923" w:type="dxa"/>
             <w:tcBorders>
               <w:top w:val="single" w:sz="6" w:space="0" w:color="000000"/>
               <w:left w:val="single" w:sz="6" w:space="0" w:color="000000"/>
@@ -7235,7 +6726,7 @@
         </w:tc>
         <w:tc>
           <w:tcPr>
-            <w:tcW w:w="7095" w:type="dxa"/>
+            <w:tcW w:w="7096" w:type="dxa"/>
             <w:tcBorders>
               <w:top w:val="single" w:sz="6" w:space="0" w:color="000000"/>
               <w:left w:val="single" w:sz="6" w:space="0" w:color="000000"/>
@@ -7493,7 +6984,7 @@
     </w:p>
     <w:p>
       <w:pPr>
-        <w:pStyle w:val="Style20"/>
+        <w:pStyle w:val="Style23"/>
         <w:rPr/>
       </w:pPr>
       <w:r>
@@ -7503,16 +6994,16 @@
     </w:p>
     <w:p>
       <w:pPr>
-        <w:pStyle w:val="Style20"/>
-        <w:rPr/>
-      </w:pPr>
-      <w:r>
-        <w:rPr/>
-      </w:r>
-    </w:p>
-    <w:p>
-      <w:pPr>
-        <w:pStyle w:val="Style20"/>
+        <w:pStyle w:val="Style23"/>
+        <w:rPr/>
+      </w:pPr>
+      <w:r>
+        <w:rPr/>
+      </w:r>
+    </w:p>
+    <w:p>
+      <w:pPr>
+        <w:pStyle w:val="Style23"/>
         <w:jc w:val="center"/>
         <w:rPr/>
       </w:pPr>
@@ -7560,7 +7051,7 @@
     </w:p>
     <w:p>
       <w:pPr>
-        <w:pStyle w:val="Style20"/>
+        <w:pStyle w:val="Style23"/>
         <w:jc w:val="center"/>
         <w:rPr/>
       </w:pPr>
@@ -7571,7 +7062,7 @@
     </w:p>
     <w:p>
       <w:pPr>
-        <w:pStyle w:val="Style20"/>
+        <w:pStyle w:val="Style23"/>
         <w:jc w:val="both"/>
         <w:rPr/>
       </w:pPr>
@@ -7594,8 +7085,10 @@
           <w:i w:val="false"/>
         </w:rPr>
       </w:pPr>
-      <w:bookmarkStart w:id="38" w:name="_Toc224345875"/>
-      <w:bookmarkStart w:id="39" w:name="_Toc581154945"/>
+      <w:bookmarkStart w:id="42" w:name="__RefHeading___Toc2101_3453308289"/>
+      <w:bookmarkStart w:id="43" w:name="_Toc581154945"/>
+      <w:bookmarkStart w:id="44" w:name="_Toc224345875"/>
+      <w:bookmarkEnd w:id="42"/>
       <w:r>
         <w:rPr>
           <w:rFonts w:cs="Times New Roman" w:ascii="Times New Roman" w:hAnsi="Times New Roman"/>
@@ -7603,9 +7096,9 @@
         </w:rPr>
         <w:t xml:space="preserve">2.2 </w:t>
       </w:r>
-      <w:bookmarkStart w:id="40" w:name="_Toc192767501"/>
-      <w:bookmarkStart w:id="41" w:name="_Toc192767465"/>
-      <w:bookmarkStart w:id="42" w:name="_Toc192767332"/>
+      <w:bookmarkStart w:id="45" w:name="_Toc192767332"/>
+      <w:bookmarkStart w:id="46" w:name="_Toc192767465"/>
+      <w:bookmarkStart w:id="47" w:name="_Toc192767501"/>
       <w:r>
         <w:rPr>
           <w:rFonts w:cs="Times New Roman" w:ascii="Times New Roman" w:hAnsi="Times New Roman"/>
@@ -7613,11 +7106,11 @@
         </w:rPr>
         <w:t>Проектирование структуры базы данных</w:t>
       </w:r>
-      <w:bookmarkEnd w:id="38"/>
-      <w:bookmarkEnd w:id="39"/>
-      <w:bookmarkEnd w:id="40"/>
-      <w:bookmarkEnd w:id="41"/>
-      <w:bookmarkEnd w:id="42"/>
+      <w:bookmarkEnd w:id="43"/>
+      <w:bookmarkEnd w:id="44"/>
+      <w:bookmarkEnd w:id="45"/>
+      <w:bookmarkEnd w:id="46"/>
+      <w:bookmarkEnd w:id="47"/>
       <w:r>
         <w:rPr>
           <w:rFonts w:cs="Times New Roman" w:ascii="Times New Roman" w:hAnsi="Times New Roman"/>
@@ -7635,15 +7128,7 @@
       </w:pPr>
       <w:r>
         <w:rPr/>
-        <w:t>В ходе проектирования структуры базы данных была собрана ER-диаграмма для реализации учета заявок неисправностей с оборудованием в организации. Посмотреть детально ER-диаграмму можно в соответствии с рисунком 2.</w:t>
-      </w:r>
-      <w:r>
-        <w:rPr/>
-        <w:t>7</w:t>
-      </w:r>
-      <w:r>
-        <w:rPr/>
-        <w:t>.</w:t>
+        <w:t>В ходе проектирования структуры базы данных была собрана ER-диаграмма для реализации учета заявок неисправностей с оборудованием в организации. Посмотреть детально ER-диаграмму можно в соответствии с рисунком 2.7.</w:t>
       </w:r>
     </w:p>
     <w:p>
@@ -7717,15 +7202,7 @@
       </w:pPr>
       <w:r>
         <w:rPr/>
-        <w:t xml:space="preserve">Рисунок 2. </w:t>
-      </w:r>
-      <w:r>
-        <w:rPr/>
-        <w:t>7</w:t>
-      </w:r>
-      <w:r>
-        <w:rPr/>
-        <w:t>— ER-диаграмма</w:t>
+        <w:t>Рисунок 2. 7— ER-диаграмма</w:t>
       </w:r>
     </w:p>
     <w:p>
@@ -7902,8 +7379,10 @@
           <w:i w:val="false"/>
         </w:rPr>
       </w:pPr>
-      <w:bookmarkStart w:id="43" w:name="_Toc224345876"/>
-      <w:bookmarkStart w:id="44" w:name="_Toc655361585"/>
+      <w:bookmarkStart w:id="48" w:name="__RefHeading___Toc2103_3453308289"/>
+      <w:bookmarkStart w:id="49" w:name="_Toc655361585"/>
+      <w:bookmarkStart w:id="50" w:name="_Toc224345876"/>
+      <w:bookmarkEnd w:id="48"/>
       <w:r>
         <w:rPr>
           <w:rFonts w:cs="Times New Roman" w:ascii="Times New Roman" w:hAnsi="Times New Roman"/>
@@ -7911,9 +7390,9 @@
         </w:rPr>
         <w:t xml:space="preserve">2.3 </w:t>
       </w:r>
-      <w:bookmarkStart w:id="45" w:name="_Toc192767502"/>
-      <w:bookmarkStart w:id="46" w:name="_Toc192767466"/>
-      <w:bookmarkStart w:id="47" w:name="_Toc192767333"/>
+      <w:bookmarkStart w:id="51" w:name="_Toc192767333"/>
+      <w:bookmarkStart w:id="52" w:name="_Toc192767466"/>
+      <w:bookmarkStart w:id="53" w:name="_Toc192767502"/>
       <w:r>
         <w:rPr>
           <w:rFonts w:cs="Times New Roman" w:ascii="Times New Roman" w:hAnsi="Times New Roman"/>
@@ -7921,11 +7400,11 @@
         </w:rPr>
         <w:t>Формирование спецификации требований программного средства</w:t>
       </w:r>
-      <w:bookmarkEnd w:id="43"/>
-      <w:bookmarkEnd w:id="44"/>
-      <w:bookmarkEnd w:id="45"/>
-      <w:bookmarkEnd w:id="46"/>
-      <w:bookmarkEnd w:id="47"/>
+      <w:bookmarkEnd w:id="49"/>
+      <w:bookmarkEnd w:id="50"/>
+      <w:bookmarkEnd w:id="51"/>
+      <w:bookmarkEnd w:id="52"/>
+      <w:bookmarkEnd w:id="53"/>
     </w:p>
     <w:p>
       <w:pPr>
@@ -8474,14 +7953,14 @@
         <w:tblLook w:val="04a0" w:noHBand="0" w:noVBand="1" w:firstColumn="1" w:lastRow="0" w:lastColumn="0" w:firstRow="1"/>
       </w:tblPr>
       <w:tblGrid>
-        <w:gridCol w:w="2517"/>
-        <w:gridCol w:w="7450"/>
+        <w:gridCol w:w="2516"/>
+        <w:gridCol w:w="7451"/>
       </w:tblGrid>
       <w:tr>
         <w:trPr/>
         <w:tc>
           <w:tcPr>
-            <w:tcW w:w="2517" w:type="dxa"/>
+            <w:tcW w:w="2516" w:type="dxa"/>
             <w:tcBorders/>
           </w:tcPr>
           <w:p>
@@ -8514,7 +7993,7 @@
         </w:tc>
         <w:tc>
           <w:tcPr>
-            <w:tcW w:w="7450" w:type="dxa"/>
+            <w:tcW w:w="7451" w:type="dxa"/>
             <w:tcBorders/>
           </w:tcPr>
           <w:p>
@@ -8550,7 +8029,7 @@
         <w:trPr/>
         <w:tc>
           <w:tcPr>
-            <w:tcW w:w="2517" w:type="dxa"/>
+            <w:tcW w:w="2516" w:type="dxa"/>
             <w:tcBorders/>
           </w:tcPr>
           <w:p>
@@ -8581,7 +8060,7 @@
         </w:tc>
         <w:tc>
           <w:tcPr>
-            <w:tcW w:w="7450" w:type="dxa"/>
+            <w:tcW w:w="7451" w:type="dxa"/>
             <w:tcBorders/>
           </w:tcPr>
           <w:p>
@@ -8615,7 +8094,7 @@
         <w:trPr/>
         <w:tc>
           <w:tcPr>
-            <w:tcW w:w="2517" w:type="dxa"/>
+            <w:tcW w:w="2516" w:type="dxa"/>
             <w:tcBorders/>
           </w:tcPr>
           <w:p>
@@ -8646,7 +8125,7 @@
         </w:tc>
         <w:tc>
           <w:tcPr>
-            <w:tcW w:w="7450" w:type="dxa"/>
+            <w:tcW w:w="7451" w:type="dxa"/>
             <w:tcBorders/>
           </w:tcPr>
           <w:p>
@@ -8680,7 +8159,7 @@
         <w:trPr/>
         <w:tc>
           <w:tcPr>
-            <w:tcW w:w="2517" w:type="dxa"/>
+            <w:tcW w:w="2516" w:type="dxa"/>
             <w:tcBorders/>
           </w:tcPr>
           <w:p>
@@ -8711,7 +8190,7 @@
         </w:tc>
         <w:tc>
           <w:tcPr>
-            <w:tcW w:w="7450" w:type="dxa"/>
+            <w:tcW w:w="7451" w:type="dxa"/>
             <w:tcBorders/>
           </w:tcPr>
           <w:p>
@@ -8745,7 +8224,7 @@
         <w:trPr/>
         <w:tc>
           <w:tcPr>
-            <w:tcW w:w="2517" w:type="dxa"/>
+            <w:tcW w:w="2516" w:type="dxa"/>
             <w:tcBorders/>
           </w:tcPr>
           <w:p>
@@ -8776,7 +8255,7 @@
         </w:tc>
         <w:tc>
           <w:tcPr>
-            <w:tcW w:w="7450" w:type="dxa"/>
+            <w:tcW w:w="7451" w:type="dxa"/>
             <w:tcBorders/>
           </w:tcPr>
           <w:p>
@@ -8810,7 +8289,7 @@
         <w:trPr/>
         <w:tc>
           <w:tcPr>
-            <w:tcW w:w="2517" w:type="dxa"/>
+            <w:tcW w:w="2516" w:type="dxa"/>
             <w:tcBorders/>
           </w:tcPr>
           <w:p>
@@ -8841,7 +8320,7 @@
         </w:tc>
         <w:tc>
           <w:tcPr>
-            <w:tcW w:w="7450" w:type="dxa"/>
+            <w:tcW w:w="7451" w:type="dxa"/>
             <w:tcBorders/>
           </w:tcPr>
           <w:p>
@@ -8875,7 +8354,7 @@
         <w:trPr/>
         <w:tc>
           <w:tcPr>
-            <w:tcW w:w="2517" w:type="dxa"/>
+            <w:tcW w:w="2516" w:type="dxa"/>
             <w:tcBorders/>
           </w:tcPr>
           <w:p>
@@ -8906,7 +8385,7 @@
         </w:tc>
         <w:tc>
           <w:tcPr>
-            <w:tcW w:w="7450" w:type="dxa"/>
+            <w:tcW w:w="7451" w:type="dxa"/>
             <w:tcBorders/>
           </w:tcPr>
           <w:p>
@@ -8940,7 +8419,7 @@
         <w:trPr/>
         <w:tc>
           <w:tcPr>
-            <w:tcW w:w="2517" w:type="dxa"/>
+            <w:tcW w:w="2516" w:type="dxa"/>
             <w:tcBorders/>
           </w:tcPr>
           <w:p>
@@ -8971,7 +8450,7 @@
         </w:tc>
         <w:tc>
           <w:tcPr>
-            <w:tcW w:w="7450" w:type="dxa"/>
+            <w:tcW w:w="7451" w:type="dxa"/>
             <w:tcBorders/>
           </w:tcPr>
           <w:p>
@@ -9005,7 +8484,7 @@
         <w:trPr/>
         <w:tc>
           <w:tcPr>
-            <w:tcW w:w="2517" w:type="dxa"/>
+            <w:tcW w:w="2516" w:type="dxa"/>
             <w:tcBorders/>
           </w:tcPr>
           <w:p>
@@ -9036,7 +8515,7 @@
         </w:tc>
         <w:tc>
           <w:tcPr>
-            <w:tcW w:w="7450" w:type="dxa"/>
+            <w:tcW w:w="7451" w:type="dxa"/>
             <w:tcBorders/>
           </w:tcPr>
           <w:p>
@@ -13039,11 +12518,13 @@
           <w:sz w:val="28"/>
         </w:rPr>
       </w:pPr>
-      <w:bookmarkStart w:id="48" w:name="_Toc224345877"/>
-      <w:bookmarkStart w:id="49" w:name="_Toc522317531"/>
-      <w:bookmarkStart w:id="50" w:name="_Toc192767467"/>
-      <w:bookmarkStart w:id="51" w:name="_Toc192767334"/>
-      <w:bookmarkStart w:id="52" w:name="_Toc192767503"/>
+      <w:bookmarkStart w:id="54" w:name="__RefHeading___Toc2105_3453308289"/>
+      <w:bookmarkStart w:id="55" w:name="_Toc192767503"/>
+      <w:bookmarkStart w:id="56" w:name="_Toc192767334"/>
+      <w:bookmarkStart w:id="57" w:name="_Toc192767467"/>
+      <w:bookmarkStart w:id="58" w:name="_Toc522317531"/>
+      <w:bookmarkStart w:id="59" w:name="_Toc224345877"/>
+      <w:bookmarkEnd w:id="54"/>
       <w:r>
         <w:rPr>
           <w:caps/>
@@ -13051,11 +12532,11 @@
         </w:rPr>
         <w:t>3 Разработка программного модуля</w:t>
       </w:r>
-      <w:bookmarkEnd w:id="48"/>
-      <w:bookmarkEnd w:id="49"/>
-      <w:bookmarkEnd w:id="50"/>
-      <w:bookmarkEnd w:id="51"/>
-      <w:bookmarkEnd w:id="52"/>
+      <w:bookmarkEnd w:id="55"/>
+      <w:bookmarkEnd w:id="56"/>
+      <w:bookmarkEnd w:id="57"/>
+      <w:bookmarkEnd w:id="58"/>
+      <w:bookmarkEnd w:id="59"/>
       <w:r>
         <w:rPr>
           <w:caps/>
@@ -13079,8 +12560,10 @@
           <w:i w:val="false"/>
         </w:rPr>
       </w:pPr>
-      <w:bookmarkStart w:id="53" w:name="_Toc224345878"/>
-      <w:bookmarkStart w:id="54" w:name="_Toc1459103984"/>
+      <w:bookmarkStart w:id="60" w:name="__RefHeading___Toc2107_3453308289"/>
+      <w:bookmarkStart w:id="61" w:name="_Toc1459103984"/>
+      <w:bookmarkStart w:id="62" w:name="_Toc224345878"/>
+      <w:bookmarkEnd w:id="60"/>
       <w:r>
         <w:rPr>
           <w:rFonts w:cs="Times New Roman" w:ascii="Times New Roman" w:hAnsi="Times New Roman"/>
@@ -13088,9 +12571,9 @@
         </w:rPr>
         <w:t xml:space="preserve">3.1 </w:t>
       </w:r>
-      <w:bookmarkStart w:id="55" w:name="_Toc192767504"/>
-      <w:bookmarkStart w:id="56" w:name="_Toc192767468"/>
-      <w:bookmarkStart w:id="57" w:name="_Toc192767335"/>
+      <w:bookmarkStart w:id="63" w:name="_Toc192767335"/>
+      <w:bookmarkStart w:id="64" w:name="_Toc192767468"/>
+      <w:bookmarkStart w:id="65" w:name="_Toc192767504"/>
       <w:r>
         <w:rPr>
           <w:rFonts w:cs="Times New Roman" w:ascii="Times New Roman" w:hAnsi="Times New Roman"/>
@@ -13098,11 +12581,56 @@
         </w:rPr>
         <w:t>Разработка объектов базы данных в выбранной СУБД</w:t>
       </w:r>
-      <w:bookmarkEnd w:id="53"/>
-      <w:bookmarkEnd w:id="54"/>
-      <w:bookmarkEnd w:id="55"/>
-      <w:bookmarkEnd w:id="56"/>
-      <w:bookmarkEnd w:id="57"/>
+      <w:bookmarkEnd w:id="61"/>
+      <w:bookmarkEnd w:id="62"/>
+      <w:bookmarkEnd w:id="63"/>
+      <w:bookmarkEnd w:id="64"/>
+      <w:bookmarkEnd w:id="65"/>
+    </w:p>
+    <w:p>
+      <w:pPr>
+        <w:pStyle w:val="Normal"/>
+        <w:ind w:firstLine="709"/>
+        <w:jc w:val="both"/>
+        <w:rPr/>
+      </w:pPr>
+      <w:r>
+        <w:rPr/>
+        <w:t>Для разработки базы данных и хранения данных была выбрана СУБД — postgresql. Данный продукт является мощной объектно-реляционной СУБД с открытым исходным кодом. Она поддерживает сложные SQL запросы и типы данных в виде массивов, что хорошо сочетается с веб-приложениями.</w:t>
+      </w:r>
+    </w:p>
+    <w:p>
+      <w:pPr>
+        <w:pStyle w:val="Normal"/>
+        <w:ind w:firstLine="709"/>
+        <w:jc w:val="both"/>
+        <w:rPr/>
+      </w:pPr>
+      <w:r>
+        <w:rPr/>
+      </w:r>
+    </w:p>
+    <w:p>
+      <w:pPr>
+        <w:pStyle w:val="Normal"/>
+        <w:ind w:firstLine="709"/>
+        <w:jc w:val="both"/>
+        <w:rPr/>
+      </w:pPr>
+      <w:r>
+        <w:rPr/>
+      </w:r>
+    </w:p>
+    <w:p>
+      <w:pPr>
+        <w:pStyle w:val="Normal"/>
+        <w:ind w:firstLine="709"/>
+        <w:jc w:val="both"/>
+        <w:rPr/>
+      </w:pPr>
+      <w:r>
+        <w:rPr/>
+      </w:r>
     </w:p>
     <w:p>
       <w:pPr>
@@ -13130,8 +12658,10 @@
           <w:i w:val="false"/>
         </w:rPr>
       </w:pPr>
-      <w:bookmarkStart w:id="58" w:name="_Toc224345879"/>
-      <w:bookmarkStart w:id="59" w:name="_Toc1526728651"/>
+      <w:bookmarkStart w:id="66" w:name="__RefHeading___Toc2109_3453308289"/>
+      <w:bookmarkStart w:id="67" w:name="_Toc1526728651"/>
+      <w:bookmarkStart w:id="68" w:name="_Toc224345879"/>
+      <w:bookmarkEnd w:id="66"/>
       <w:r>
         <w:rPr>
           <w:rFonts w:cs="Times New Roman" w:ascii="Times New Roman" w:hAnsi="Times New Roman"/>
@@ -13139,9 +12669,9 @@
         </w:rPr>
         <w:t xml:space="preserve">3.2 </w:t>
       </w:r>
-      <w:bookmarkStart w:id="60" w:name="_Toc192767505"/>
-      <w:bookmarkStart w:id="61" w:name="_Toc192767469"/>
-      <w:bookmarkStart w:id="62" w:name="_Toc192767336"/>
+      <w:bookmarkStart w:id="69" w:name="_Toc192767336"/>
+      <w:bookmarkStart w:id="70" w:name="_Toc192767469"/>
+      <w:bookmarkStart w:id="71" w:name="_Toc192767505"/>
       <w:r>
         <w:rPr>
           <w:rFonts w:cs="Times New Roman" w:ascii="Times New Roman" w:hAnsi="Times New Roman"/>
@@ -13149,11 +12679,11 @@
         </w:rPr>
         <w:t>Разработка функциональной архитектуры программного средства</w:t>
       </w:r>
-      <w:bookmarkEnd w:id="58"/>
-      <w:bookmarkEnd w:id="59"/>
-      <w:bookmarkEnd w:id="60"/>
-      <w:bookmarkEnd w:id="61"/>
-      <w:bookmarkEnd w:id="62"/>
+      <w:bookmarkEnd w:id="67"/>
+      <w:bookmarkEnd w:id="68"/>
+      <w:bookmarkEnd w:id="69"/>
+      <w:bookmarkEnd w:id="70"/>
+      <w:bookmarkEnd w:id="71"/>
     </w:p>
     <w:p>
       <w:pPr>
@@ -13182,11 +12712,13 @@
           <w:sz w:val="28"/>
         </w:rPr>
       </w:pPr>
-      <w:bookmarkStart w:id="63" w:name="_Toc224345880"/>
-      <w:bookmarkStart w:id="64" w:name="_Toc2029306423"/>
-      <w:bookmarkStart w:id="65" w:name="_Toc192767506"/>
-      <w:bookmarkStart w:id="66" w:name="_Toc192767470"/>
-      <w:bookmarkStart w:id="67" w:name="_Toc192767337"/>
+      <w:bookmarkStart w:id="72" w:name="__RefHeading___Toc2111_3453308289"/>
+      <w:bookmarkStart w:id="73" w:name="_Toc192767337"/>
+      <w:bookmarkStart w:id="74" w:name="_Toc192767470"/>
+      <w:bookmarkStart w:id="75" w:name="_Toc192767506"/>
+      <w:bookmarkStart w:id="76" w:name="_Toc2029306423"/>
+      <w:bookmarkStart w:id="77" w:name="_Toc224345880"/>
+      <w:bookmarkEnd w:id="72"/>
       <w:r>
         <w:rPr>
           <w:caps/>
@@ -13194,11 +12726,11 @@
         </w:rPr>
         <w:t>4 Тестирование программного модуля</w:t>
       </w:r>
-      <w:bookmarkEnd w:id="63"/>
-      <w:bookmarkEnd w:id="64"/>
-      <w:bookmarkEnd w:id="65"/>
-      <w:bookmarkEnd w:id="66"/>
-      <w:bookmarkEnd w:id="67"/>
+      <w:bookmarkEnd w:id="73"/>
+      <w:bookmarkEnd w:id="74"/>
+      <w:bookmarkEnd w:id="75"/>
+      <w:bookmarkEnd w:id="76"/>
+      <w:bookmarkEnd w:id="77"/>
     </w:p>
     <w:p>
       <w:pPr>
@@ -13215,8 +12747,10 @@
           <w:i w:val="false"/>
         </w:rPr>
       </w:pPr>
-      <w:bookmarkStart w:id="68" w:name="_Toc224345881"/>
-      <w:bookmarkStart w:id="69" w:name="_Toc1691673834"/>
+      <w:bookmarkStart w:id="78" w:name="__RefHeading___Toc2113_3453308289"/>
+      <w:bookmarkStart w:id="79" w:name="_Toc1691673834"/>
+      <w:bookmarkStart w:id="80" w:name="_Toc224345881"/>
+      <w:bookmarkEnd w:id="78"/>
       <w:r>
         <w:rPr>
           <w:rFonts w:cs="Times New Roman" w:ascii="Times New Roman" w:hAnsi="Times New Roman"/>
@@ -13224,9 +12758,9 @@
         </w:rPr>
         <w:t xml:space="preserve">4.1 </w:t>
       </w:r>
-      <w:bookmarkStart w:id="70" w:name="_Toc192767338"/>
-      <w:bookmarkStart w:id="71" w:name="_Toc192767507"/>
-      <w:bookmarkStart w:id="72" w:name="_Toc192767471"/>
+      <w:bookmarkStart w:id="81" w:name="_Toc192767471"/>
+      <w:bookmarkStart w:id="82" w:name="_Toc192767507"/>
+      <w:bookmarkStart w:id="83" w:name="_Toc192767338"/>
       <w:r>
         <w:rPr>
           <w:rFonts w:cs="Times New Roman" w:ascii="Times New Roman" w:hAnsi="Times New Roman"/>
@@ -13234,11 +12768,11 @@
         </w:rPr>
         <w:t>Разработка тест-кейсов</w:t>
       </w:r>
-      <w:bookmarkEnd w:id="68"/>
-      <w:bookmarkEnd w:id="69"/>
-      <w:bookmarkEnd w:id="70"/>
-      <w:bookmarkEnd w:id="71"/>
-      <w:bookmarkEnd w:id="72"/>
+      <w:bookmarkEnd w:id="79"/>
+      <w:bookmarkEnd w:id="80"/>
+      <w:bookmarkEnd w:id="81"/>
+      <w:bookmarkEnd w:id="82"/>
+      <w:bookmarkEnd w:id="83"/>
     </w:p>
     <w:p>
       <w:pPr>
@@ -13268,8 +12802,10 @@
           <w:szCs w:val="22"/>
         </w:rPr>
       </w:pPr>
-      <w:bookmarkStart w:id="73" w:name="_Toc224345882"/>
-      <w:bookmarkStart w:id="74" w:name="_Toc1947498387"/>
+      <w:bookmarkStart w:id="84" w:name="__RefHeading___Toc2115_3453308289"/>
+      <w:bookmarkStart w:id="85" w:name="_Toc1947498387"/>
+      <w:bookmarkStart w:id="86" w:name="_Toc224345882"/>
+      <w:bookmarkEnd w:id="84"/>
       <w:r>
         <w:rPr>
           <w:rFonts w:cs="Times New Roman" w:ascii="Times New Roman" w:hAnsi="Times New Roman"/>
@@ -13277,9 +12813,9 @@
         </w:rPr>
         <w:t xml:space="preserve">4.2 </w:t>
       </w:r>
-      <w:bookmarkStart w:id="75" w:name="_Toc192767508"/>
-      <w:bookmarkStart w:id="76" w:name="_Toc192767472"/>
-      <w:bookmarkStart w:id="77" w:name="_Toc192767339"/>
+      <w:bookmarkStart w:id="87" w:name="_Toc192767339"/>
+      <w:bookmarkStart w:id="88" w:name="_Toc192767472"/>
+      <w:bookmarkStart w:id="89" w:name="_Toc192767508"/>
       <w:r>
         <w:rPr>
           <w:rFonts w:cs="Times New Roman" w:ascii="Times New Roman" w:hAnsi="Times New Roman"/>
@@ -13287,11 +12823,11 @@
         </w:rPr>
         <w:t>Проведение модульного тестирования</w:t>
       </w:r>
-      <w:bookmarkEnd w:id="73"/>
-      <w:bookmarkEnd w:id="74"/>
-      <w:bookmarkEnd w:id="75"/>
-      <w:bookmarkEnd w:id="76"/>
-      <w:bookmarkEnd w:id="77"/>
+      <w:bookmarkEnd w:id="85"/>
+      <w:bookmarkEnd w:id="86"/>
+      <w:bookmarkEnd w:id="87"/>
+      <w:bookmarkEnd w:id="88"/>
+      <w:bookmarkEnd w:id="89"/>
     </w:p>
     <w:p>
       <w:pPr>
@@ -13320,11 +12856,13 @@
           <w:sz w:val="28"/>
         </w:rPr>
       </w:pPr>
-      <w:bookmarkStart w:id="78" w:name="_Toc224345883"/>
-      <w:bookmarkStart w:id="79" w:name="_Toc710051062"/>
-      <w:bookmarkStart w:id="80" w:name="_Toc192767509"/>
-      <w:bookmarkStart w:id="81" w:name="_Toc192767473"/>
-      <w:bookmarkStart w:id="82" w:name="_Toc192767340"/>
+      <w:bookmarkStart w:id="90" w:name="__RefHeading___Toc2117_3453308289"/>
+      <w:bookmarkStart w:id="91" w:name="_Toc192767340"/>
+      <w:bookmarkStart w:id="92" w:name="_Toc192767473"/>
+      <w:bookmarkStart w:id="93" w:name="_Toc192767509"/>
+      <w:bookmarkStart w:id="94" w:name="_Toc710051062"/>
+      <w:bookmarkStart w:id="95" w:name="_Toc224345883"/>
+      <w:bookmarkEnd w:id="90"/>
       <w:r>
         <w:rPr>
           <w:caps/>
@@ -13332,11 +12870,11 @@
         </w:rPr>
         <w:t>Заключение</w:t>
       </w:r>
-      <w:bookmarkEnd w:id="78"/>
-      <w:bookmarkEnd w:id="79"/>
-      <w:bookmarkEnd w:id="80"/>
-      <w:bookmarkEnd w:id="81"/>
-      <w:bookmarkEnd w:id="82"/>
+      <w:bookmarkEnd w:id="91"/>
+      <w:bookmarkEnd w:id="92"/>
+      <w:bookmarkEnd w:id="93"/>
+      <w:bookmarkEnd w:id="94"/>
+      <w:bookmarkEnd w:id="95"/>
     </w:p>
     <w:p>
       <w:pPr>
@@ -13507,11 +13045,13 @@
           <w:sz w:val="28"/>
         </w:rPr>
       </w:pPr>
-      <w:bookmarkStart w:id="83" w:name="_Toc224345884"/>
-      <w:bookmarkStart w:id="84" w:name="_Toc1067839410"/>
-      <w:bookmarkStart w:id="85" w:name="_Toc192767510"/>
-      <w:bookmarkStart w:id="86" w:name="_Toc192767474"/>
-      <w:bookmarkStart w:id="87" w:name="_Toc192767341"/>
+      <w:bookmarkStart w:id="96" w:name="__RefHeading___Toc2119_3453308289"/>
+      <w:bookmarkStart w:id="97" w:name="_Toc192767341"/>
+      <w:bookmarkStart w:id="98" w:name="_Toc192767474"/>
+      <w:bookmarkStart w:id="99" w:name="_Toc192767510"/>
+      <w:bookmarkStart w:id="100" w:name="_Toc1067839410"/>
+      <w:bookmarkStart w:id="101" w:name="_Toc224345884"/>
+      <w:bookmarkEnd w:id="96"/>
       <w:r>
         <w:rPr>
           <w:caps/>
@@ -13519,11 +13059,11 @@
         </w:rPr>
         <w:t>Список использованных источников</w:t>
       </w:r>
-      <w:bookmarkEnd w:id="83"/>
-      <w:bookmarkEnd w:id="84"/>
-      <w:bookmarkEnd w:id="85"/>
-      <w:bookmarkEnd w:id="86"/>
-      <w:bookmarkEnd w:id="87"/>
+      <w:bookmarkEnd w:id="97"/>
+      <w:bookmarkEnd w:id="98"/>
+      <w:bookmarkEnd w:id="99"/>
+      <w:bookmarkEnd w:id="100"/>
+      <w:bookmarkEnd w:id="101"/>
     </w:p>
     <w:p>
       <w:pPr>
@@ -14144,11 +13684,13 @@
           <w:sz w:val="28"/>
         </w:rPr>
       </w:pPr>
-      <w:bookmarkStart w:id="88" w:name="_Toc224345885"/>
-      <w:bookmarkStart w:id="89" w:name="_Toc655720913"/>
-      <w:bookmarkStart w:id="90" w:name="_Toc192767511"/>
-      <w:bookmarkStart w:id="91" w:name="_Toc192767475"/>
-      <w:bookmarkStart w:id="92" w:name="_Toc192767342"/>
+      <w:bookmarkStart w:id="102" w:name="__RefHeading___Toc2121_3453308289"/>
+      <w:bookmarkStart w:id="103" w:name="_Toc192767342"/>
+      <w:bookmarkStart w:id="104" w:name="_Toc192767475"/>
+      <w:bookmarkStart w:id="105" w:name="_Toc192767511"/>
+      <w:bookmarkStart w:id="106" w:name="_Toc655720913"/>
+      <w:bookmarkStart w:id="107" w:name="_Toc224345885"/>
+      <w:bookmarkEnd w:id="102"/>
       <w:r>
         <w:rPr>
           <w:caps/>
@@ -14156,11 +13698,11 @@
         </w:rPr>
         <w:t>Приложение А</w:t>
       </w:r>
-      <w:bookmarkEnd w:id="88"/>
-      <w:bookmarkEnd w:id="89"/>
-      <w:bookmarkEnd w:id="90"/>
-      <w:bookmarkEnd w:id="91"/>
-      <w:bookmarkEnd w:id="92"/>
+      <w:bookmarkEnd w:id="103"/>
+      <w:bookmarkEnd w:id="104"/>
+      <w:bookmarkEnd w:id="105"/>
+      <w:bookmarkEnd w:id="106"/>
+      <w:bookmarkEnd w:id="107"/>
     </w:p>
     <w:p>
       <w:pPr>
@@ -14177,7 +13719,9 @@
           <w:caps/>
         </w:rPr>
       </w:pPr>
-      <w:bookmarkStart w:id="93" w:name="_Toc224345886"/>
+      <w:bookmarkStart w:id="108" w:name="__RefHeading___Toc2123_3453308289"/>
+      <w:bookmarkStart w:id="109" w:name="_Toc224345886"/>
+      <w:bookmarkEnd w:id="108"/>
       <w:r>
         <w:rPr>
           <w:rFonts w:cs="Times New Roman" w:ascii="Times New Roman" w:hAnsi="Times New Roman"/>
@@ -14186,7 +13730,7 @@
         </w:rPr>
         <w:t>Система контроля версий</w:t>
       </w:r>
-      <w:bookmarkEnd w:id="93"/>
+      <w:bookmarkEnd w:id="109"/>
     </w:p>
     <w:p>
       <w:pPr>
@@ -14534,7 +14078,7 @@
     </w:r>
     <w:r>
       <w:rPr/>
-      <w:t>23</w:t>
+      <w:t>4</w:t>
     </w:r>
     <w:r>
       <w:rPr/>
@@ -16396,7 +15940,7 @@
       <w:kern w:val="0"/>
       <w:sz w:val="24"/>
       <w:szCs w:val="24"/>
-      <w:lang w:eastAsia="zh-CN" w:val="ru-RU" w:bidi="ar-SA"/>
+      <w:lang w:val="ru-RU" w:eastAsia="zh-CN" w:bidi="ar-SA"/>
     </w:rPr>
   </w:style>
   <w:style w:type="paragraph" w:styleId="Heading1">
@@ -17266,7 +16810,7 @@
   <w:style w:type="character" w:styleId="Style15" w:customStyle="1">
     <w:name w:val="Основа Текста Знак"/>
     <w:basedOn w:val="DefaultParagraphFont"/>
-    <w:link w:val="Style20"/>
+    <w:link w:val="Style23"/>
     <w:qFormat/>
     <w:rsid w:val="0035065b"/>
     <w:rPr>
@@ -17328,6 +16872,32 @@
   </w:style>
   <w:style w:type="paragraph" w:styleId="Style17">
     <w:name w:val="Указатель"/>
+    <w:basedOn w:val="Normal"/>
+    <w:qFormat/>
+    <w:pPr>
+      <w:suppressLineNumbers/>
+    </w:pPr>
+    <w:rPr>
+      <w:rFonts w:cs="Unifont"/>
+    </w:rPr>
+  </w:style>
+  <w:style w:type="paragraph" w:styleId="user">
+    <w:name w:val="Заголовок (user)"/>
+    <w:basedOn w:val="Normal"/>
+    <w:next w:val="BodyText"/>
+    <w:qFormat/>
+    <w:pPr>
+      <w:keepNext w:val="true"/>
+      <w:spacing w:before="240" w:after="120"/>
+    </w:pPr>
+    <w:rPr>
+      <w:rFonts w:ascii="Liberation Sans" w:hAnsi="Liberation Sans" w:eastAsia="Tahoma" w:cs="Unifont"/>
+      <w:sz w:val="28"/>
+      <w:szCs w:val="28"/>
+    </w:rPr>
+  </w:style>
+  <w:style w:type="paragraph" w:styleId="user1">
+    <w:name w:val="Указатель (user)"/>
     <w:basedOn w:val="Normal"/>
     <w:qFormat/>
     <w:pPr>
@@ -17580,8 +17150,8 @@
       <w:szCs w:val="18"/>
     </w:rPr>
   </w:style>
-  <w:style w:type="paragraph" w:styleId="user" w:customStyle="1">
-    <w:name w:val="Содержимое таблицы (user)"/>
+  <w:style w:type="paragraph" w:styleId="Style20" w:customStyle="1">
+    <w:name w:val="Содержимое таблицы"/>
     <w:basedOn w:val="Normal"/>
     <w:qFormat/>
     <w:pPr>
@@ -17590,9 +17160,9 @@
     </w:pPr>
     <w:rPr/>
   </w:style>
-  <w:style w:type="paragraph" w:styleId="user1" w:customStyle="1">
-    <w:name w:val="Заголовок таблицы (user)"/>
-    <w:basedOn w:val="user"/>
+  <w:style w:type="paragraph" w:styleId="Style21" w:customStyle="1">
+    <w:name w:val="Заголовок таблицы"/>
+    <w:basedOn w:val="Style20"/>
     <w:qFormat/>
     <w:pPr>
       <w:jc w:val="center"/>
@@ -17601,8 +17171,8 @@
       <w:b/>
     </w:rPr>
   </w:style>
-  <w:style w:type="paragraph" w:styleId="user2" w:customStyle="1">
-    <w:name w:val="Содержимое врезки (user)"/>
+  <w:style w:type="paragraph" w:styleId="Style22" w:customStyle="1">
+    <w:name w:val="Содержимое врезки"/>
     <w:basedOn w:val="Normal"/>
     <w:qFormat/>
     <w:pPr/>
@@ -17656,7 +17226,7 @@
     </w:pPr>
     <w:rPr/>
   </w:style>
-  <w:style w:type="paragraph" w:styleId="Style20" w:customStyle="1">
+  <w:style w:type="paragraph" w:styleId="Style23" w:customStyle="1">
     <w:name w:val="Основа Текста"/>
     <w:basedOn w:val="Normal"/>
     <w:link w:val="Style15"/>
@@ -17671,7 +17241,7 @@
       <w:lang w:eastAsia="ru-RU"/>
     </w:rPr>
   </w:style>
-  <w:style w:type="numbering" w:styleId="Style21" w:customStyle="1">
+  <w:style w:type="numbering" w:styleId="Style24" w:customStyle="1">
     <w:name w:val="Без списка"/>
     <w:qFormat/>
   </w:style>
